--- a/秋招面试文档.docx
+++ b/秋招面试文档.docx
@@ -26,6 +26,7 @@
       <w:pPr>
         <w:widowControl w:val="0"/>
         <w:numPr>
+          <w:ilvl w:val="0"/>
           <w:numId w:val="0"/>
         </w:numPr>
         <w:jc w:val="both"/>
@@ -82,6 +83,7 @@
       <w:pPr>
         <w:widowControl w:val="0"/>
         <w:numPr>
+          <w:ilvl w:val="0"/>
           <w:numId w:val="0"/>
         </w:numPr>
         <w:jc w:val="both"/>
@@ -104,61 +106,86 @@
     </w:p>
     <w:p>
       <w:pPr>
-        <w:widowControl w:val="0"/>
-        <w:numPr>
-          <w:ilvl w:val="0"/>
-          <w:numId w:val="0"/>
-        </w:numPr>
+        <w:pStyle w:val="6"/>
+        <w:keepNext w:val="0"/>
+        <w:keepLines w:val="0"/>
+        <w:pageBreakBefore w:val="0"/>
+        <w:widowControl/>
+        <w:suppressLineNumbers w:val="0"/>
+        <w:kinsoku/>
+        <w:wordWrap/>
+        <w:overflowPunct/>
+        <w:topLinePunct w:val="0"/>
+        <w:autoSpaceDE/>
+        <w:autoSpaceDN/>
+        <w:bidi w:val="0"/>
+        <w:adjustRightInd/>
+        <w:snapToGrid/>
+        <w:spacing w:beforeAutospacing="0" w:afterAutospacing="0"/>
         <w:ind w:firstLine="360" w:firstLineChars="200"/>
-        <w:jc w:val="both"/>
-        <w:rPr>
-          <w:sz w:val="18"/>
-          <w:szCs w:val="18"/>
-        </w:rPr>
-      </w:pPr>
-      <w:r>
-        <w:rPr>
-          <w:sz w:val="18"/>
-          <w:szCs w:val="18"/>
-        </w:rPr>
-        <w:t>我</w:t>
-      </w:r>
-      <w:r>
-        <w:rPr>
-          <w:rFonts w:hint="eastAsia"/>
-          <w:sz w:val="18"/>
-          <w:szCs w:val="18"/>
-          <w:lang w:val="en-US" w:eastAsia="zh-CN"/>
-        </w:rPr>
-        <w:t>做过</w:t>
-      </w:r>
-      <w:r>
-        <w:rPr>
-          <w:sz w:val="18"/>
-          <w:szCs w:val="18"/>
-        </w:rPr>
-        <w:t>一个叫“食刻”的智能饮食推荐 Agent 项目，主要解决用户日常不知道吃什么的问题。系统会结合用户的心情、用餐场景、口味和健康诉求，通过多 Agent 协作完成意图识别、需求澄清、菜品检索重排和推荐理由生成。在这个项目中，我重点负责后端 Agent 链路和评估体系的设计。一方面，通过编排中枢统一调度不同的 Agent，并设计规则兜底和异常降级机制，保证单个 LLM 超时或输出异常时，系统仍能正常回复；另一方面，我搭建了全链路 Trace 和离线评估体系，对意图准确率、响应耗时、Token 消耗和推荐质量等指标进行分析，并通过低分样本回流持续优化系统。</w:t>
-      </w:r>
-    </w:p>
-    <w:p>
-      <w:pPr>
-        <w:widowControl w:val="0"/>
-        <w:numPr>
-          <w:numId w:val="0"/>
-        </w:numPr>
-        <w:jc w:val="both"/>
-        <w:rPr>
-          <w:rFonts w:hint="eastAsia"/>
-          <w:sz w:val="18"/>
-          <w:szCs w:val="18"/>
-          <w:lang w:val="en-US" w:eastAsia="zh-CN"/>
-        </w:rPr>
-      </w:pPr>
-    </w:p>
-    <w:p>
-      <w:pPr>
-        <w:widowControl w:val="0"/>
-        <w:numPr>
+        <w:textAlignment w:val="auto"/>
+        <w:rPr>
+          <w:rFonts w:hint="eastAsia"/>
+          <w:b w:val="0"/>
+          <w:bCs w:val="0"/>
+          <w:sz w:val="18"/>
+          <w:szCs w:val="18"/>
+          <w:lang w:val="en-US" w:eastAsia="zh-CN"/>
+        </w:rPr>
+      </w:pPr>
+      <w:r>
+        <w:rPr>
+          <w:rFonts w:hint="eastAsia"/>
+          <w:sz w:val="18"/>
+          <w:szCs w:val="18"/>
+          <w:lang w:val="en-US" w:eastAsia="zh-CN"/>
+        </w:rPr>
+        <w:t>我主要做过一个叫</w:t>
+      </w:r>
+      <w:r>
+        <w:rPr>
+          <w:rFonts w:hint="eastAsia"/>
+          <w:b/>
+          <w:bCs/>
+          <w:sz w:val="18"/>
+          <w:szCs w:val="18"/>
+          <w:lang w:val="en-US" w:eastAsia="zh-CN"/>
+        </w:rPr>
+        <w:t>“雅鉴生活志”的项目，这是一个一个面向本地生活服务的系统，</w:t>
+      </w:r>
+      <w:r>
+        <w:rPr>
+          <w:rFonts w:hint="eastAsia"/>
+          <w:b w:val="0"/>
+          <w:bCs w:val="0"/>
+          <w:sz w:val="18"/>
+          <w:szCs w:val="18"/>
+          <w:lang w:val="en-US" w:eastAsia="zh-CN"/>
+        </w:rPr>
+        <w:t>支持商家信息查询、优惠券秒杀和订单管理。我主要对这个项目做了一些优化改进以及功能的新增补充。比如，对于高并发下秒杀的秒杀场景：使用 Redis 和 Lua 脚本实现库存预扣与一人一单的原子校验，通过 Kafka 异步落库提升下单吞吐量；针对高频访问数据，采用 Redis 多级缓存、逻辑过期和缓存空值解决热点访问压力，并通过删除缓存、消息队列补偿及 TTL 兜底保证数据一致性。同时实现了订单超时自动关闭，订单边界问题的处理（在订单超时的同时用户完成了支付）和滑动窗口限流，防止系统过载。</w:t>
+      </w:r>
+    </w:p>
+    <w:p>
+      <w:pPr>
+        <w:widowControl w:val="0"/>
+        <w:numPr>
+          <w:ilvl w:val="0"/>
+          <w:numId w:val="0"/>
+        </w:numPr>
+        <w:jc w:val="both"/>
+        <w:rPr>
+          <w:rFonts w:hint="eastAsia"/>
+          <w:sz w:val="18"/>
+          <w:szCs w:val="18"/>
+          <w:lang w:val="en-US" w:eastAsia="zh-CN"/>
+        </w:rPr>
+      </w:pPr>
+    </w:p>
+    <w:p>
+      <w:pPr>
+        <w:widowControl w:val="0"/>
+        <w:numPr>
+          <w:ilvl w:val="0"/>
           <w:numId w:val="0"/>
         </w:numPr>
         <w:jc w:val="both"/>
@@ -183,94 +210,33 @@
       <w:pPr>
         <w:widowControl w:val="0"/>
         <w:numPr>
+          <w:ilvl w:val="0"/>
           <w:numId w:val="0"/>
         </w:numPr>
         <w:ind w:firstLine="360" w:firstLineChars="200"/>
         <w:jc w:val="both"/>
         <w:rPr>
-          <w:rFonts w:hint="default"/>
-          <w:sz w:val="18"/>
-          <w:szCs w:val="18"/>
-          <w:lang w:val="en-US" w:eastAsia="zh-CN"/>
-        </w:rPr>
-      </w:pPr>
-      <w:r>
-        <w:rPr>
-          <w:rFonts w:hint="eastAsia"/>
-          <w:sz w:val="18"/>
-          <w:szCs w:val="18"/>
-          <w:lang w:val="en-US" w:eastAsia="zh-CN"/>
-        </w:rPr>
-        <w:t>第一段实习是</w:t>
-      </w:r>
-      <w:r>
-        <w:rPr>
-          <w:rFonts w:hint="default"/>
-          <w:sz w:val="18"/>
-          <w:szCs w:val="18"/>
-          <w:lang w:val="en-US" w:eastAsia="zh-CN"/>
-        </w:rPr>
-        <w:t>在益普科技，我参与了HiM</w:t>
-      </w:r>
-      <w:r>
-        <w:rPr>
-          <w:rFonts w:hint="eastAsia"/>
-          <w:sz w:val="18"/>
-          <w:szCs w:val="18"/>
-          <w:lang w:val="en-US" w:eastAsia="zh-CN"/>
-        </w:rPr>
-        <w:t>E</w:t>
-      </w:r>
-      <w:r>
-        <w:rPr>
-          <w:rFonts w:hint="default"/>
-          <w:sz w:val="18"/>
-          <w:szCs w:val="18"/>
-          <w:lang w:val="en-US" w:eastAsia="zh-CN"/>
-        </w:rPr>
-        <w:t>S半导体M</w:t>
-      </w:r>
-      <w:r>
-        <w:rPr>
-          <w:rFonts w:hint="eastAsia"/>
-          <w:sz w:val="18"/>
-          <w:szCs w:val="18"/>
-          <w:lang w:val="en-US" w:eastAsia="zh-CN"/>
-        </w:rPr>
-        <w:t>E</w:t>
-      </w:r>
-      <w:r>
-        <w:rPr>
-          <w:rFonts w:hint="default"/>
-          <w:sz w:val="18"/>
-          <w:szCs w:val="18"/>
-          <w:lang w:val="en-US" w:eastAsia="zh-CN"/>
-        </w:rPr>
-        <w:t>S系统的核心开发。这是一个连接生产计划与车间执行的关键系统，运行在金蝶云苍穹平台上。我深入理解了其‘表单交互-操作插件-核心 Service’的分层架构，并主要负责核心生产链路维护及</w:t>
-      </w:r>
-      <w:r>
-        <w:rPr>
-          <w:rFonts w:hint="eastAsia"/>
-          <w:sz w:val="18"/>
-          <w:szCs w:val="18"/>
-          <w:lang w:val="en-US" w:eastAsia="zh-CN"/>
-        </w:rPr>
-        <w:t>一些</w:t>
-      </w:r>
-      <w:r>
-        <w:rPr>
-          <w:rFonts w:hint="default"/>
-          <w:sz w:val="18"/>
-          <w:szCs w:val="18"/>
-          <w:lang w:val="en-US" w:eastAsia="zh-CN"/>
-        </w:rPr>
-        <w:t>独立功能模块的开发。</w:t>
-      </w:r>
-    </w:p>
-    <w:p>
-      <w:pPr>
-        <w:widowControl w:val="0"/>
-        <w:numPr>
+          <w:rFonts w:hint="eastAsia"/>
+          <w:sz w:val="18"/>
+          <w:szCs w:val="18"/>
+          <w:lang w:val="en-US" w:eastAsia="zh-CN"/>
+        </w:rPr>
+      </w:pPr>
+      <w:r>
+        <w:rPr>
+          <w:rFonts w:hint="eastAsia"/>
+          <w:sz w:val="18"/>
+          <w:szCs w:val="18"/>
+          <w:lang w:val="en-US" w:eastAsia="zh-CN"/>
+        </w:rPr>
+        <w:t>第一段实习是在益普科技，我参与了HiMES半导体MES系统的核心开发。这是一个连接生产计划与车间执行的关键系统，运行在金蝶云苍穹低代码平台上。我深入理解了其表单交互-操作插件-核心Service'的分层架构，并主要负责核心生产链路维护及一些独立功能模块的开发。</w:t>
+      </w:r>
+    </w:p>
+    <w:p>
+      <w:pPr>
+        <w:widowControl w:val="0"/>
+        <w:numPr>
+          <w:ilvl w:val="0"/>
           <w:numId w:val="0"/>
         </w:numPr>
         <w:ind w:firstLine="360" w:firstLineChars="200"/>
@@ -289,24 +255,8 @@
           <w:szCs w:val="18"/>
           <w:lang w:val="en-US" w:eastAsia="zh-CN"/>
         </w:rPr>
-        <w:t>第二段实习是在汇丰科技，</w:t>
-      </w:r>
-    </w:p>
-    <w:p>
-      <w:pPr>
-        <w:widowControl w:val="0"/>
-        <w:numPr>
-          <w:numId w:val="0"/>
-        </w:numPr>
-        <w:ind w:firstLine="360" w:firstLineChars="200"/>
-        <w:jc w:val="both"/>
-        <w:rPr>
-          <w:rFonts w:hint="default"/>
-          <w:sz w:val="18"/>
-          <w:szCs w:val="18"/>
-          <w:lang w:val="en-US" w:eastAsia="zh-CN"/>
-        </w:rPr>
-      </w:pPr>
+        <w:t>第二段实习是在汇丰科技，我参与了全国支付系统跨境业务API集成架构分析与方案评估，主要负责架构前期的分析与方案评估工作。首先梳理了整体业务背景与系统架构交互边界，然后分析了现有架构在吞吐量、响应时延及资源利用方面的承载能力，为后续的技术决策提供数据支撑。我还从功能适配、建设成本、交付周期及团队协作多个维度，对比了不同技术实现路径的可行性，协助团队在复杂约束下做出更优的架构选择。</w:t>
+      </w:r>
     </w:p>
     <w:p>
       <w:pPr>
@@ -589,7 +539,291 @@
           <w:szCs w:val="18"/>
           <w:lang w:val="en-US" w:eastAsia="zh-CN"/>
         </w:rPr>
-        <w:t>使设备下机/下移后能够根据累计量自动判断是否生成 IPQC 任务。</w:t>
+        <w:t>使设备下机/</w:t>
+      </w:r>
+      <w:r>
+        <w:rPr>
+          <w:rFonts w:hint="eastAsia"/>
+          <w:sz w:val="18"/>
+          <w:szCs w:val="18"/>
+          <w:lang w:val="en-US" w:eastAsia="zh-CN"/>
+        </w:rPr>
+        <w:t>移站</w:t>
+      </w:r>
+      <w:r>
+        <w:rPr>
+          <w:rFonts w:hint="default"/>
+          <w:sz w:val="18"/>
+          <w:szCs w:val="18"/>
+          <w:lang w:val="en-US" w:eastAsia="zh-CN"/>
+        </w:rPr>
+        <w:t>后能够根据累计量自动判断是否生成</w:t>
+      </w:r>
+      <w:r>
+        <w:rPr>
+          <w:rFonts w:hint="eastAsia"/>
+          <w:sz w:val="18"/>
+          <w:szCs w:val="18"/>
+          <w:lang w:val="en-US" w:eastAsia="zh-CN"/>
+        </w:rPr>
+        <w:t>巡检</w:t>
+      </w:r>
+      <w:r>
+        <w:rPr>
+          <w:rFonts w:hint="default"/>
+          <w:sz w:val="18"/>
+          <w:szCs w:val="18"/>
+          <w:lang w:val="en-US" w:eastAsia="zh-CN"/>
+        </w:rPr>
+        <w:t xml:space="preserve"> 任务。</w:t>
+      </w:r>
+    </w:p>
+    <w:p>
+      <w:pPr>
+        <w:widowControl w:val="0"/>
+        <w:numPr>
+          <w:ilvl w:val="0"/>
+          <w:numId w:val="0"/>
+        </w:numPr>
+        <w:ind w:firstLine="360" w:firstLineChars="200"/>
+        <w:jc w:val="both"/>
+        <w:rPr>
+          <w:rFonts w:hint="default"/>
+          <w:sz w:val="18"/>
+          <w:szCs w:val="18"/>
+          <w:highlight w:val="cyan"/>
+          <w:lang w:val="en-US" w:eastAsia="zh-CN"/>
+        </w:rPr>
+      </w:pPr>
+      <w:r>
+        <w:rPr>
+          <w:rFonts w:hint="default"/>
+          <w:sz w:val="18"/>
+          <w:szCs w:val="18"/>
+          <w:highlight w:val="cyan"/>
+          <w:lang w:val="en-US" w:eastAsia="zh-CN"/>
+        </w:rPr>
+        <w:t>IPQC 判断是在下机或移站操作完成后触发的。请求先进入后台操作插件，由父类定义统一的业务流程，包括状态校验、数量计算、生产记录</w:t>
+      </w:r>
+      <w:r>
+        <w:rPr>
+          <w:rFonts w:hint="eastAsia"/>
+          <w:sz w:val="18"/>
+          <w:szCs w:val="18"/>
+          <w:highlight w:val="cyan"/>
+          <w:lang w:val="en-US" w:eastAsia="zh-CN"/>
+        </w:rPr>
+        <w:t>和</w:t>
+      </w:r>
+      <w:r>
+        <w:rPr>
+          <w:rFonts w:hint="default"/>
+          <w:sz w:val="18"/>
+          <w:szCs w:val="18"/>
+          <w:highlight w:val="cyan"/>
+          <w:lang w:val="en-US" w:eastAsia="zh-CN"/>
+        </w:rPr>
+        <w:t>日志</w:t>
+      </w:r>
+      <w:r>
+        <w:rPr>
+          <w:rFonts w:hint="eastAsia"/>
+          <w:sz w:val="18"/>
+          <w:szCs w:val="18"/>
+          <w:highlight w:val="cyan"/>
+          <w:lang w:val="en-US" w:eastAsia="zh-CN"/>
+        </w:rPr>
+        <w:t>等</w:t>
+      </w:r>
+      <w:r>
+        <w:rPr>
+          <w:rFonts w:hint="default"/>
+          <w:sz w:val="18"/>
+          <w:szCs w:val="18"/>
+          <w:highlight w:val="cyan"/>
+          <w:lang w:val="en-US" w:eastAsia="zh-CN"/>
+        </w:rPr>
+        <w:t>；子类只重写不同操作的校验、状态流转和日志类型。</w:t>
+      </w:r>
+    </w:p>
+    <w:p>
+      <w:pPr>
+        <w:widowControl w:val="0"/>
+        <w:numPr>
+          <w:ilvl w:val="0"/>
+          <w:numId w:val="0"/>
+        </w:numPr>
+        <w:ind w:firstLine="360" w:firstLineChars="200"/>
+        <w:jc w:val="both"/>
+        <w:rPr>
+          <w:rFonts w:hint="default"/>
+          <w:sz w:val="18"/>
+          <w:szCs w:val="18"/>
+          <w:highlight w:val="cyan"/>
+          <w:lang w:val="en-US" w:eastAsia="zh-CN"/>
+        </w:rPr>
+      </w:pPr>
+      <w:r>
+        <w:rPr>
+          <w:rFonts w:hint="default"/>
+          <w:sz w:val="18"/>
+          <w:szCs w:val="18"/>
+          <w:highlight w:val="cyan"/>
+          <w:lang w:val="en-US" w:eastAsia="zh-CN"/>
+        </w:rPr>
+        <w:t>巡检规则保存在巡检方案配置中，包括触发类型和对应阈值。代码通过枚举识别按批数还是按颗数，再读取相应的累计值和阈值进行比较。达到阈值后生成巡检任务，并通过取模保留超出阈值的余量。</w:t>
+      </w:r>
+    </w:p>
+    <w:p>
+      <w:pPr>
+        <w:widowControl w:val="0"/>
+        <w:numPr>
+          <w:ilvl w:val="0"/>
+          <w:numId w:val="0"/>
+        </w:numPr>
+        <w:ind w:firstLine="360" w:firstLineChars="200"/>
+        <w:jc w:val="both"/>
+        <w:rPr>
+          <w:rFonts w:hint="default"/>
+          <w:sz w:val="18"/>
+          <w:szCs w:val="18"/>
+          <w:highlight w:val="cyan"/>
+          <w:lang w:val="en-US" w:eastAsia="zh-CN"/>
+        </w:rPr>
+      </w:pPr>
+      <w:r>
+        <w:rPr>
+          <w:rFonts w:hint="default"/>
+          <w:sz w:val="18"/>
+          <w:szCs w:val="18"/>
+          <w:highlight w:val="cyan"/>
+          <w:lang w:val="en-US" w:eastAsia="zh-CN"/>
+        </w:rPr>
+        <w:t>使用继承是因为整体流程基本一致，只有少部分行为不同，适合通过模板方法复用。由于几种触发算法当时都只是“累计值与阈值比较”，没有使用策略模式；如果后续规则变复杂，</w:t>
+      </w:r>
+      <w:r>
+        <w:rPr>
+          <w:rFonts w:hint="eastAsia"/>
+          <w:sz w:val="18"/>
+          <w:szCs w:val="18"/>
+          <w:highlight w:val="cyan"/>
+          <w:lang w:val="en-US" w:eastAsia="zh-CN"/>
+        </w:rPr>
+        <w:t>可以</w:t>
+      </w:r>
+      <w:r>
+        <w:rPr>
+          <w:rFonts w:hint="default"/>
+          <w:sz w:val="18"/>
+          <w:szCs w:val="18"/>
+          <w:highlight w:val="cyan"/>
+          <w:lang w:val="en-US" w:eastAsia="zh-CN"/>
+        </w:rPr>
+        <w:t>再拆成不同策略。</w:t>
+      </w:r>
+    </w:p>
+    <w:p>
+      <w:pPr>
+        <w:widowControl w:val="0"/>
+        <w:numPr>
+          <w:ilvl w:val="0"/>
+          <w:numId w:val="0"/>
+        </w:numPr>
+        <w:ind w:firstLine="360" w:firstLineChars="200"/>
+        <w:jc w:val="both"/>
+        <w:rPr>
+          <w:rFonts w:hint="default"/>
+          <w:sz w:val="18"/>
+          <w:szCs w:val="18"/>
+          <w:highlight w:val="cyan"/>
+          <w:lang w:val="en-US" w:eastAsia="zh-CN"/>
+        </w:rPr>
+      </w:pPr>
+      <w:r>
+        <w:rPr>
+          <w:rFonts w:hint="default"/>
+          <w:sz w:val="18"/>
+          <w:szCs w:val="18"/>
+          <w:highlight w:val="cyan"/>
+          <w:lang w:val="en-US" w:eastAsia="zh-CN"/>
+        </w:rPr>
+        <w:t>并发方面，</w:t>
+      </w:r>
+      <w:r>
+        <w:rPr>
+          <w:rFonts w:hint="eastAsia"/>
+          <w:sz w:val="18"/>
+          <w:szCs w:val="18"/>
+          <w:highlight w:val="cyan"/>
+          <w:lang w:val="en-US" w:eastAsia="zh-CN"/>
+        </w:rPr>
+        <w:t>现在的</w:t>
+      </w:r>
+      <w:r>
+        <w:rPr>
+          <w:rFonts w:hint="default"/>
+          <w:sz w:val="18"/>
+          <w:szCs w:val="18"/>
+          <w:highlight w:val="cyan"/>
+          <w:lang w:val="en-US" w:eastAsia="zh-CN"/>
+        </w:rPr>
+        <w:t>实现只检查是否存在未完成任务，不能完全避免两个请求同时触发。更完善的方案是使用乐观锁原子更新累计值，为巡检任务设置唯一幂等键，并把累计扣减和任务创建放在同一事务中，从而保证只有一个请求触发成功。</w:t>
+      </w:r>
+    </w:p>
+    <w:p>
+      <w:pPr>
+        <w:widowControl w:val="0"/>
+        <w:numPr>
+          <w:ilvl w:val="0"/>
+          <w:numId w:val="0"/>
+        </w:numPr>
+        <w:ind w:firstLine="360" w:firstLineChars="200"/>
+        <w:jc w:val="both"/>
+        <w:rPr>
+          <w:rFonts w:hint="default"/>
+          <w:sz w:val="18"/>
+          <w:szCs w:val="18"/>
+          <w:highlight w:val="cyan"/>
+          <w:lang w:val="en-US" w:eastAsia="zh-CN"/>
+        </w:rPr>
+      </w:pPr>
+      <w:r>
+        <w:rPr>
+          <w:rFonts w:hint="default"/>
+          <w:sz w:val="18"/>
+          <w:szCs w:val="18"/>
+          <w:highlight w:val="cyan"/>
+          <w:lang w:val="en-US" w:eastAsia="zh-CN"/>
+        </w:rPr>
+        <w:t xml:space="preserve">我的职责主要是客户定制功能的开发和提交前自测，完整的接口联调及系统回归由后续负责该环节的同事完成。开发完成后，我分别创建了按批数和按颗数配置的测试订单，执行下机或移站操作，核对累计数量、阈值判断以及巡检任务是否按预期生成。同时也保留原有配置进行验证，确认新增逻辑没有改变原来的触发路径。完成自测后，我将代码和测试情况交给联调人员继续验证。  </w:t>
+      </w:r>
+    </w:p>
+    <w:p>
+      <w:pPr>
+        <w:widowControl w:val="0"/>
+        <w:numPr>
+          <w:ilvl w:val="0"/>
+          <w:numId w:val="0"/>
+        </w:numPr>
+        <w:ind w:firstLine="360" w:firstLineChars="200"/>
+        <w:jc w:val="both"/>
+        <w:rPr>
+          <w:rFonts w:hint="default"/>
+          <w:sz w:val="18"/>
+          <w:szCs w:val="18"/>
+          <w:highlight w:val="cyan"/>
+          <w:lang w:val="en-US" w:eastAsia="zh-CN"/>
+        </w:rPr>
+      </w:pPr>
+      <w:r>
+        <w:rPr>
+          <w:rFonts w:hint="default"/>
+          <w:sz w:val="18"/>
+          <w:szCs w:val="18"/>
+          <w:highlight w:val="cyan"/>
+          <w:lang w:val="en-US" w:eastAsia="zh-CN"/>
+        </w:rPr>
+        <w:t>回头看，我当时的测试覆盖还不充分，尤其缺少阈值边界、重复请求和并发触发场景。如果重新实施，我会补充阈值前、等于阈值、超过阈值以及两个请求并发到达阈值的测试，并通过数据库唯一约束或幂等机制验证不会重复创建任务。</w:t>
       </w:r>
     </w:p>
     <w:p>
@@ -1060,14 +1294,16 @@
         <w:jc w:val="both"/>
         <w:rPr>
           <w:rFonts w:hint="default"/>
-          <w:sz w:val="18"/>
-          <w:szCs w:val="18"/>
-          <w:lang w:val="en-US" w:eastAsia="zh-CN"/>
-        </w:rPr>
-      </w:pPr>
-      <w:r>
-        <w:rPr>
-          <w:rFonts w:hint="default"/>
+          <w:color w:val="FF0000"/>
+          <w:sz w:val="18"/>
+          <w:szCs w:val="18"/>
+          <w:lang w:val="en-US" w:eastAsia="zh-CN"/>
+        </w:rPr>
+      </w:pPr>
+      <w:r>
+        <w:rPr>
+          <w:rFonts w:hint="default"/>
+          <w:color w:val="FF0000"/>
           <w:sz w:val="18"/>
           <w:szCs w:val="18"/>
           <w:lang w:val="en-US" w:eastAsia="zh-CN"/>
@@ -1086,14 +1322,16 @@
         <w:jc w:val="both"/>
         <w:rPr>
           <w:rFonts w:hint="default"/>
-          <w:sz w:val="18"/>
-          <w:szCs w:val="18"/>
-          <w:lang w:val="en-US" w:eastAsia="zh-CN"/>
-        </w:rPr>
-      </w:pPr>
-      <w:r>
-        <w:rPr>
-          <w:rFonts w:hint="default"/>
+          <w:color w:val="FF0000"/>
+          <w:sz w:val="18"/>
+          <w:szCs w:val="18"/>
+          <w:lang w:val="en-US" w:eastAsia="zh-CN"/>
+        </w:rPr>
+      </w:pPr>
+      <w:r>
+        <w:rPr>
+          <w:rFonts w:hint="default"/>
+          <w:color w:val="FF0000"/>
           <w:sz w:val="18"/>
           <w:szCs w:val="18"/>
           <w:lang w:val="en-US" w:eastAsia="zh-CN"/>
@@ -1112,14 +1350,16 @@
         <w:jc w:val="both"/>
         <w:rPr>
           <w:rFonts w:hint="default"/>
-          <w:sz w:val="18"/>
-          <w:szCs w:val="18"/>
-          <w:lang w:val="en-US" w:eastAsia="zh-CN"/>
-        </w:rPr>
-      </w:pPr>
-      <w:r>
-        <w:rPr>
-          <w:rFonts w:hint="default"/>
+          <w:color w:val="FF0000"/>
+          <w:sz w:val="18"/>
+          <w:szCs w:val="18"/>
+          <w:lang w:val="en-US" w:eastAsia="zh-CN"/>
+        </w:rPr>
+      </w:pPr>
+      <w:r>
+        <w:rPr>
+          <w:rFonts w:hint="default"/>
+          <w:color w:val="FF0000"/>
           <w:sz w:val="18"/>
           <w:szCs w:val="18"/>
           <w:lang w:val="en-US" w:eastAsia="zh-CN"/>
@@ -1138,14 +1378,16 @@
         <w:jc w:val="both"/>
         <w:rPr>
           <w:rFonts w:hint="default"/>
-          <w:sz w:val="18"/>
-          <w:szCs w:val="18"/>
-          <w:lang w:val="en-US" w:eastAsia="zh-CN"/>
-        </w:rPr>
-      </w:pPr>
-      <w:r>
-        <w:rPr>
-          <w:rFonts w:hint="default"/>
+          <w:color w:val="FF0000"/>
+          <w:sz w:val="18"/>
+          <w:szCs w:val="18"/>
+          <w:lang w:val="en-US" w:eastAsia="zh-CN"/>
+        </w:rPr>
+      </w:pPr>
+      <w:r>
+        <w:rPr>
+          <w:rFonts w:hint="default"/>
+          <w:color w:val="FF0000"/>
           <w:sz w:val="18"/>
           <w:szCs w:val="18"/>
           <w:lang w:val="en-US" w:eastAsia="zh-CN"/>
@@ -1164,12 +1406,14 @@
         <w:jc w:val="both"/>
         <w:rPr>
           <w:rFonts w:hint="eastAsia"/>
-          <w:lang w:val="en-US" w:eastAsia="zh-CN"/>
-        </w:rPr>
-      </w:pPr>
-      <w:r>
-        <w:rPr>
-          <w:rFonts w:hint="default"/>
+          <w:color w:val="FF0000"/>
+          <w:lang w:val="en-US" w:eastAsia="zh-CN"/>
+        </w:rPr>
+      </w:pPr>
+      <w:r>
+        <w:rPr>
+          <w:rFonts w:hint="default"/>
+          <w:color w:val="FF0000"/>
           <w:sz w:val="18"/>
           <w:szCs w:val="18"/>
           <w:lang w:val="en-US" w:eastAsia="zh-CN"/>
@@ -1503,7 +1747,43 @@
           <w:szCs w:val="18"/>
           <w:lang w:val="en-US" w:eastAsia="zh-CN"/>
         </w:rPr>
-        <w:t>优化前，如果页面需要展示1000个批次的预警状态，传统的做法可能是对每个批次单独查询其工站配置和闻值，导致数据库瞬间接收上干次请求，极易造成连接池耗尽和响应超时。</w:t>
+        <w:t>优化前，如果页面需要展示1000个批次的预警状态，传统的做法可能是对每个批次单独查询其工站配置和</w:t>
+      </w:r>
+      <w:r>
+        <w:rPr>
+          <w:rFonts w:hint="eastAsia"/>
+          <w:sz w:val="18"/>
+          <w:szCs w:val="18"/>
+          <w:lang w:val="en-US" w:eastAsia="zh-CN"/>
+        </w:rPr>
+        <w:t>阈值</w:t>
+      </w:r>
+      <w:r>
+        <w:rPr>
+          <w:rFonts w:hint="default"/>
+          <w:sz w:val="18"/>
+          <w:szCs w:val="18"/>
+          <w:lang w:val="en-US" w:eastAsia="zh-CN"/>
+        </w:rPr>
+        <w:t>，导致数据库瞬间接收上</w:t>
+      </w:r>
+      <w:r>
+        <w:rPr>
+          <w:rFonts w:hint="eastAsia"/>
+          <w:sz w:val="18"/>
+          <w:szCs w:val="18"/>
+          <w:lang w:val="en-US" w:eastAsia="zh-CN"/>
+        </w:rPr>
+        <w:t>千</w:t>
+      </w:r>
+      <w:r>
+        <w:rPr>
+          <w:rFonts w:hint="default"/>
+          <w:sz w:val="18"/>
+          <w:szCs w:val="18"/>
+          <w:lang w:val="en-US" w:eastAsia="zh-CN"/>
+        </w:rPr>
+        <w:t>次请求，极易造成连接池耗尽和响应超时。</w:t>
       </w:r>
     </w:p>
     <w:p>
@@ -1555,7 +1835,25 @@
           <w:szCs w:val="18"/>
           <w:lang w:val="en-US" w:eastAsia="zh-CN"/>
         </w:rPr>
-        <w:t>批量获取:通过一条SOL一次性拉取所有相关批次的基础数据。</w:t>
+        <w:t>批量获取:通过一条S</w:t>
+      </w:r>
+      <w:r>
+        <w:rPr>
+          <w:rFonts w:hint="eastAsia"/>
+          <w:sz w:val="18"/>
+          <w:szCs w:val="18"/>
+          <w:lang w:val="en-US" w:eastAsia="zh-CN"/>
+        </w:rPr>
+        <w:t>Q</w:t>
+      </w:r>
+      <w:r>
+        <w:rPr>
+          <w:rFonts w:hint="default"/>
+          <w:sz w:val="18"/>
+          <w:szCs w:val="18"/>
+          <w:lang w:val="en-US" w:eastAsia="zh-CN"/>
+        </w:rPr>
+        <w:t>L一次性拉取所有相关批次的基础数据。</w:t>
       </w:r>
     </w:p>
     <w:p>
@@ -1836,14 +2134,16 @@
         <w:jc w:val="both"/>
         <w:rPr>
           <w:rFonts w:hint="default"/>
-          <w:sz w:val="18"/>
-          <w:szCs w:val="18"/>
-          <w:lang w:val="en-US" w:eastAsia="zh-CN"/>
-        </w:rPr>
-      </w:pPr>
-      <w:r>
-        <w:rPr>
-          <w:rFonts w:hint="default"/>
+          <w:color w:val="FF0000"/>
+          <w:sz w:val="18"/>
+          <w:szCs w:val="18"/>
+          <w:lang w:val="en-US" w:eastAsia="zh-CN"/>
+        </w:rPr>
+      </w:pPr>
+      <w:r>
+        <w:rPr>
+          <w:rFonts w:hint="default"/>
+          <w:color w:val="FF0000"/>
           <w:sz w:val="18"/>
           <w:szCs w:val="18"/>
           <w:lang w:val="en-US" w:eastAsia="zh-CN"/>
@@ -1862,14 +2162,16 @@
         <w:jc w:val="both"/>
         <w:rPr>
           <w:rFonts w:hint="default"/>
-          <w:sz w:val="18"/>
-          <w:szCs w:val="18"/>
-          <w:lang w:val="en-US" w:eastAsia="zh-CN"/>
-        </w:rPr>
-      </w:pPr>
-      <w:r>
-        <w:rPr>
-          <w:rFonts w:hint="default"/>
+          <w:color w:val="FF0000"/>
+          <w:sz w:val="18"/>
+          <w:szCs w:val="18"/>
+          <w:lang w:val="en-US" w:eastAsia="zh-CN"/>
+        </w:rPr>
+      </w:pPr>
+      <w:r>
+        <w:rPr>
+          <w:rFonts w:hint="default"/>
+          <w:color w:val="FF0000"/>
           <w:sz w:val="18"/>
           <w:szCs w:val="18"/>
           <w:lang w:val="en-US" w:eastAsia="zh-CN"/>
@@ -1888,14 +2190,16 @@
         <w:jc w:val="both"/>
         <w:rPr>
           <w:rFonts w:hint="default"/>
-          <w:sz w:val="18"/>
-          <w:szCs w:val="18"/>
-          <w:lang w:val="en-US" w:eastAsia="zh-CN"/>
-        </w:rPr>
-      </w:pPr>
-      <w:r>
-        <w:rPr>
-          <w:rFonts w:hint="default"/>
+          <w:color w:val="FF0000"/>
+          <w:sz w:val="18"/>
+          <w:szCs w:val="18"/>
+          <w:lang w:val="en-US" w:eastAsia="zh-CN"/>
+        </w:rPr>
+      </w:pPr>
+      <w:r>
+        <w:rPr>
+          <w:rFonts w:hint="default"/>
+          <w:color w:val="FF0000"/>
           <w:sz w:val="18"/>
           <w:szCs w:val="18"/>
           <w:lang w:val="en-US" w:eastAsia="zh-CN"/>
@@ -1914,14 +2218,16 @@
         <w:jc w:val="both"/>
         <w:rPr>
           <w:rFonts w:hint="default"/>
-          <w:sz w:val="18"/>
-          <w:szCs w:val="18"/>
-          <w:lang w:val="en-US" w:eastAsia="zh-CN"/>
-        </w:rPr>
-      </w:pPr>
-      <w:r>
-        <w:rPr>
-          <w:rFonts w:hint="default"/>
+          <w:color w:val="FF0000"/>
+          <w:sz w:val="18"/>
+          <w:szCs w:val="18"/>
+          <w:lang w:val="en-US" w:eastAsia="zh-CN"/>
+        </w:rPr>
+      </w:pPr>
+      <w:r>
+        <w:rPr>
+          <w:rFonts w:hint="default"/>
+          <w:color w:val="FF0000"/>
           <w:sz w:val="18"/>
           <w:szCs w:val="18"/>
           <w:lang w:val="en-US" w:eastAsia="zh-CN"/>
@@ -1940,14 +2246,16 @@
         <w:jc w:val="both"/>
         <w:rPr>
           <w:rFonts w:hint="default"/>
-          <w:sz w:val="18"/>
-          <w:szCs w:val="18"/>
-          <w:lang w:val="en-US" w:eastAsia="zh-CN"/>
-        </w:rPr>
-      </w:pPr>
-      <w:r>
-        <w:rPr>
-          <w:rFonts w:hint="default"/>
+          <w:color w:val="FF0000"/>
+          <w:sz w:val="18"/>
+          <w:szCs w:val="18"/>
+          <w:lang w:val="en-US" w:eastAsia="zh-CN"/>
+        </w:rPr>
+      </w:pPr>
+      <w:r>
+        <w:rPr>
+          <w:rFonts w:hint="default"/>
+          <w:color w:val="FF0000"/>
           <w:sz w:val="18"/>
           <w:szCs w:val="18"/>
           <w:lang w:val="en-US" w:eastAsia="zh-CN"/>
@@ -2489,107 +2797,1272 @@
         </w:rPr>
         <w:t>刚开始我更关注需求能否跑通，对并发、幂等和可测试性考虑得不够系统。后来读核心链路后，我开始关注后台重新校验、事务回调、批量查询和异常边界。</w:t>
       </w:r>
+    </w:p>
+    <w:p>
+      <w:pPr>
+        <w:widowControl w:val="0"/>
+        <w:numPr>
+          <w:ilvl w:val="0"/>
+          <w:numId w:val="0"/>
+        </w:numPr>
+        <w:ind w:firstLine="360" w:firstLineChars="200"/>
+        <w:jc w:val="both"/>
+        <w:rPr>
+          <w:rFonts w:hint="default"/>
+          <w:sz w:val="18"/>
+          <w:szCs w:val="18"/>
+          <w:lang w:val="en-US" w:eastAsia="zh-CN"/>
+        </w:rPr>
+      </w:pPr>
+    </w:p>
+    <w:p>
+      <w:pPr>
+        <w:widowControl w:val="0"/>
+        <w:numPr>
+          <w:ilvl w:val="0"/>
+          <w:numId w:val="0"/>
+        </w:numPr>
+        <w:ind w:firstLine="360" w:firstLineChars="200"/>
+        <w:jc w:val="both"/>
+        <w:rPr>
+          <w:rFonts w:hint="default"/>
+          <w:sz w:val="18"/>
+          <w:szCs w:val="18"/>
+          <w:lang w:val="en-US" w:eastAsia="zh-CN"/>
+        </w:rPr>
+      </w:pPr>
+    </w:p>
+    <w:p>
+      <w:pPr>
+        <w:widowControl w:val="0"/>
+        <w:numPr>
+          <w:ilvl w:val="0"/>
+          <w:numId w:val="0"/>
+        </w:numPr>
+        <w:ind w:firstLine="360" w:firstLineChars="200"/>
+        <w:jc w:val="both"/>
+        <w:rPr>
+          <w:rFonts w:hint="default"/>
+          <w:sz w:val="18"/>
+          <w:szCs w:val="18"/>
+          <w:lang w:val="en-US" w:eastAsia="zh-CN"/>
+        </w:rPr>
+      </w:pPr>
+    </w:p>
+    <w:p>
+      <w:pPr>
+        <w:widowControl w:val="0"/>
+        <w:numPr>
+          <w:ilvl w:val="0"/>
+          <w:numId w:val="0"/>
+        </w:numPr>
+        <w:ind w:firstLine="360" w:firstLineChars="200"/>
+        <w:jc w:val="both"/>
+        <w:rPr>
+          <w:rFonts w:hint="default"/>
+          <w:sz w:val="18"/>
+          <w:szCs w:val="18"/>
+          <w:lang w:val="en-US" w:eastAsia="zh-CN"/>
+        </w:rPr>
+      </w:pPr>
+    </w:p>
+    <w:p>
+      <w:pPr>
+        <w:widowControl w:val="0"/>
+        <w:numPr>
+          <w:ilvl w:val="0"/>
+          <w:numId w:val="0"/>
+        </w:numPr>
+        <w:ind w:firstLine="360" w:firstLineChars="200"/>
+        <w:jc w:val="both"/>
+        <w:rPr>
+          <w:rFonts w:hint="default"/>
+          <w:sz w:val="18"/>
+          <w:szCs w:val="18"/>
+          <w:lang w:val="en-US" w:eastAsia="zh-CN"/>
+        </w:rPr>
+      </w:pPr>
+    </w:p>
+    <w:p>
+      <w:pPr>
+        <w:numPr>
+          <w:ilvl w:val="0"/>
+          <w:numId w:val="1"/>
+        </w:numPr>
+        <w:ind w:left="420" w:leftChars="0" w:hanging="420" w:firstLineChars="0"/>
+        <w:rPr>
+          <w:rFonts w:hint="default"/>
+          <w:lang w:val="en-US" w:eastAsia="zh-CN"/>
+        </w:rPr>
+      </w:pPr>
+      <w:r>
+        <w:rPr>
+          <w:rFonts w:hint="default"/>
+          <w:lang w:val="en-US" w:eastAsia="zh-CN"/>
+        </w:rPr>
+        <w:t>汇丰实习</w:t>
+      </w:r>
+    </w:p>
+    <w:p>
+      <w:pPr>
+        <w:widowControl w:val="0"/>
+        <w:numPr>
+          <w:ilvl w:val="1"/>
+          <w:numId w:val="3"/>
+        </w:numPr>
+        <w:ind w:left="0" w:leftChars="0" w:firstLine="400" w:firstLineChars="0"/>
+        <w:jc w:val="both"/>
+        <w:outlineLvl w:val="1"/>
+        <w:rPr>
+          <w:rFonts w:hint="default" w:asciiTheme="minorHAnsi" w:hAnsiTheme="minorHAnsi" w:eastAsiaTheme="minorEastAsia" w:cstheme="minorBidi"/>
+          <w:kern w:val="0"/>
+          <w:sz w:val="20"/>
+          <w:szCs w:val="20"/>
+          <w:highlight w:val="yellow"/>
+          <w:lang w:val="en-US" w:eastAsia="zh-CN" w:bidi="ar"/>
+        </w:rPr>
+      </w:pPr>
+      <w:r>
+        <w:rPr>
+          <w:rFonts w:hint="default" w:asciiTheme="minorHAnsi" w:hAnsiTheme="minorHAnsi" w:eastAsiaTheme="minorEastAsia" w:cstheme="minorBidi"/>
+          <w:kern w:val="0"/>
+          <w:sz w:val="20"/>
+          <w:szCs w:val="20"/>
+          <w:highlight w:val="yellow"/>
+          <w:lang w:val="en-US" w:eastAsia="zh-CN" w:bidi="ar"/>
+        </w:rPr>
+        <w:t>在实习中具体负责什么?</w:t>
+      </w:r>
+    </w:p>
+    <w:p>
+      <w:pPr>
+        <w:widowControl w:val="0"/>
+        <w:numPr>
+          <w:ilvl w:val="0"/>
+          <w:numId w:val="0"/>
+        </w:numPr>
+        <w:jc w:val="both"/>
+        <w:rPr>
+          <w:rFonts w:hint="default"/>
+          <w:lang w:val="en-US" w:eastAsia="zh-CN"/>
+        </w:rPr>
+      </w:pPr>
+      <w:r>
+        <w:rPr>
+          <w:rFonts w:hint="default"/>
+          <w:lang w:val="en-US" w:eastAsia="zh-CN"/>
+        </w:rPr>
+        <w:t>在实习期间，我主要参与了全国支付系统跨境业务API集成项目，我主要负责架构前期的分析与方案评估，为后续的开发和评审提供决策支持。第一，分析了数据完整的调用链。我识别了其中的关键架构节点，比如HTTPS到MQ的协议转换点，以及跨域的依赖关系，厘清了业务需求与现有架构的匹配度。第二，分析了现有架构在吞吐量、响应时延和资源利用率方面的承载能力，判断现有架构是否存在瓶颈，为后续的技术决策提供数据支撑。第三，对‘新建专用APl层’和‘扩展现有集成层能力’两种方案，我从功能适配性、建设成本、交付周期、团队协作模式多个维度进行了详细对比，帮助团队在复杂约束下做出更优的架构选择</w:t>
+      </w:r>
+    </w:p>
+    <w:p>
+      <w:pPr>
+        <w:widowControl w:val="0"/>
+        <w:numPr>
+          <w:ilvl w:val="0"/>
+          <w:numId w:val="0"/>
+        </w:numPr>
+        <w:jc w:val="both"/>
+        <w:rPr>
+          <w:rFonts w:hint="default"/>
+          <w:lang w:val="en-US" w:eastAsia="zh-CN"/>
+        </w:rPr>
+      </w:pPr>
+      <w:r>
+        <w:rPr>
+          <w:rFonts w:hint="default"/>
+          <w:lang w:val="en-US" w:eastAsia="zh-CN"/>
+        </w:rPr>
+        <w:t>这段经历让我跳出了单纯的功能实现视角，学会了从系统整体、性能瓶颈和长期维护性的角度去思考</w:t>
+      </w:r>
+    </w:p>
+    <w:p>
+      <w:pPr>
+        <w:widowControl w:val="0"/>
+        <w:numPr>
+          <w:ilvl w:val="1"/>
+          <w:numId w:val="3"/>
+        </w:numPr>
+        <w:ind w:left="0" w:leftChars="0" w:firstLine="400" w:firstLineChars="0"/>
+        <w:jc w:val="both"/>
+        <w:outlineLvl w:val="1"/>
+        <w:rPr>
+          <w:rFonts w:hint="default" w:asciiTheme="minorHAnsi" w:hAnsiTheme="minorHAnsi" w:eastAsiaTheme="minorEastAsia" w:cstheme="minorBidi"/>
+          <w:kern w:val="0"/>
+          <w:sz w:val="20"/>
+          <w:szCs w:val="20"/>
+          <w:highlight w:val="yellow"/>
+          <w:lang w:val="en-US" w:eastAsia="zh-CN" w:bidi="ar"/>
+        </w:rPr>
+      </w:pPr>
+      <w:r>
+        <w:rPr>
+          <w:rFonts w:hint="default" w:asciiTheme="minorHAnsi" w:hAnsiTheme="minorHAnsi" w:eastAsiaTheme="minorEastAsia" w:cstheme="minorBidi"/>
+          <w:kern w:val="0"/>
+          <w:sz w:val="20"/>
+          <w:szCs w:val="20"/>
+          <w:highlight w:val="yellow"/>
+          <w:lang w:val="en-US" w:eastAsia="zh-CN" w:bidi="ar"/>
+        </w:rPr>
+        <w:t>对比了哪些方案?为什么这么选?/技术权衡</w:t>
+      </w:r>
+    </w:p>
+    <w:p>
+      <w:pPr>
+        <w:widowControl w:val="0"/>
+        <w:numPr>
+          <w:ilvl w:val="0"/>
+          <w:numId w:val="0"/>
+        </w:numPr>
+        <w:jc w:val="both"/>
+        <w:rPr>
+          <w:rFonts w:hint="default"/>
+          <w:lang w:val="en-US" w:eastAsia="zh-CN"/>
+        </w:rPr>
+      </w:pPr>
+      <w:r>
+        <w:rPr>
+          <w:rFonts w:hint="default"/>
+          <w:lang w:val="en-US" w:eastAsia="zh-CN"/>
+        </w:rPr>
+        <w:t>主要对比了两种方案:</w:t>
+      </w:r>
+    </w:p>
+    <w:p>
+      <w:pPr>
+        <w:widowControl w:val="0"/>
+        <w:numPr>
+          <w:ilvl w:val="0"/>
+          <w:numId w:val="0"/>
+        </w:numPr>
+        <w:jc w:val="both"/>
+        <w:rPr>
+          <w:rFonts w:hint="default"/>
+          <w:lang w:val="en-US" w:eastAsia="zh-CN"/>
+        </w:rPr>
+      </w:pPr>
+      <w:r>
+        <w:rPr>
+          <w:rFonts w:hint="default"/>
+          <w:lang w:val="en-US" w:eastAsia="zh-CN"/>
+        </w:rPr>
+        <w:t>方案一:新建专用的API集成层</w:t>
+      </w:r>
+    </w:p>
+    <w:p>
+      <w:pPr>
+        <w:widowControl w:val="0"/>
+        <w:numPr>
+          <w:ilvl w:val="0"/>
+          <w:numId w:val="0"/>
+        </w:numPr>
+        <w:jc w:val="both"/>
+        <w:rPr>
+          <w:rFonts w:hint="default"/>
+          <w:lang w:val="en-US" w:eastAsia="zh-CN"/>
+        </w:rPr>
+      </w:pPr>
+      <w:r>
+        <w:rPr>
+          <w:rFonts w:hint="default"/>
+          <w:lang w:val="en-US" w:eastAsia="zh-CN"/>
+        </w:rPr>
+        <w:t>优点:架构清晰，解耦彻底，扩展性好，符合微服务架构理念。</w:t>
+      </w:r>
+    </w:p>
+    <w:p>
+      <w:pPr>
+        <w:widowControl w:val="0"/>
+        <w:numPr>
+          <w:ilvl w:val="0"/>
+          <w:numId w:val="0"/>
+        </w:numPr>
+        <w:jc w:val="both"/>
+        <w:rPr>
+          <w:rFonts w:hint="default"/>
+          <w:lang w:val="en-US" w:eastAsia="zh-CN"/>
+        </w:rPr>
+      </w:pPr>
+      <w:r>
+        <w:rPr>
+          <w:rFonts w:hint="default"/>
+          <w:lang w:val="en-US" w:eastAsia="zh-CN"/>
+        </w:rPr>
+        <w:t>缺点:建设成本高，交付周期长，需要跨团队协调。</w:t>
+      </w:r>
+    </w:p>
+    <w:p>
+      <w:pPr>
+        <w:widowControl w:val="0"/>
+        <w:numPr>
+          <w:ilvl w:val="0"/>
+          <w:numId w:val="0"/>
+        </w:numPr>
+        <w:jc w:val="both"/>
+        <w:rPr>
+          <w:rFonts w:hint="default"/>
+          <w:lang w:val="en-US" w:eastAsia="zh-CN"/>
+        </w:rPr>
+      </w:pPr>
+      <w:r>
+        <w:rPr>
+          <w:rFonts w:hint="default"/>
+          <w:lang w:val="en-US" w:eastAsia="zh-CN"/>
+        </w:rPr>
+        <w:t>方案二:扩展现有的集成层</w:t>
+      </w:r>
+    </w:p>
+    <w:p>
+      <w:pPr>
+        <w:widowControl w:val="0"/>
+        <w:numPr>
+          <w:ilvl w:val="0"/>
+          <w:numId w:val="0"/>
+        </w:numPr>
+        <w:jc w:val="both"/>
+        <w:rPr>
+          <w:rFonts w:hint="default"/>
+          <w:lang w:val="en-US" w:eastAsia="zh-CN"/>
+        </w:rPr>
+      </w:pPr>
+      <w:r>
+        <w:rPr>
+          <w:rFonts w:hint="default"/>
+          <w:lang w:val="en-US" w:eastAsia="zh-CN"/>
+        </w:rPr>
+        <w:t>优点:复用现有能力，交付快，成本低。</w:t>
+      </w:r>
+    </w:p>
+    <w:p>
+      <w:pPr>
+        <w:widowControl w:val="0"/>
+        <w:numPr>
+          <w:ilvl w:val="0"/>
+          <w:numId w:val="0"/>
+        </w:numPr>
+        <w:jc w:val="both"/>
+        <w:rPr>
+          <w:rFonts w:hint="default"/>
+          <w:lang w:val="en-US" w:eastAsia="zh-CN"/>
+        </w:rPr>
+      </w:pPr>
+      <w:r>
+        <w:rPr>
+          <w:rFonts w:hint="default"/>
+          <w:lang w:val="en-US" w:eastAsia="zh-CN"/>
+        </w:rPr>
+        <w:t>缺点:耦合度高，可能影响现有业务的稳定性，长期维护难度大。</w:t>
+      </w:r>
+    </w:p>
+    <w:p>
+      <w:pPr>
+        <w:widowControl w:val="0"/>
+        <w:numPr>
+          <w:ilvl w:val="0"/>
+          <w:numId w:val="0"/>
+        </w:numPr>
+        <w:jc w:val="both"/>
+        <w:rPr>
+          <w:rFonts w:hint="default"/>
+          <w:lang w:val="en-US" w:eastAsia="zh-CN"/>
+        </w:rPr>
+      </w:pPr>
+      <w:r>
+        <w:rPr>
+          <w:rFonts w:hint="default"/>
+          <w:lang w:val="en-US" w:eastAsia="zh-CN"/>
+        </w:rPr>
+        <w:t>我的评估结论是:如果业务紧急，建议先采用方案二作为过渡方案，但要做好隔离和监控;如果业务长期稳定，建议逐步演进到方案</w:t>
+      </w:r>
+      <w:r>
+        <w:rPr>
+          <w:rFonts w:hint="eastAsia"/>
+          <w:lang w:val="en-US" w:eastAsia="zh-CN"/>
+        </w:rPr>
+        <w:t>1</w:t>
+      </w:r>
+    </w:p>
+    <w:p>
+      <w:pPr>
+        <w:widowControl w:val="0"/>
+        <w:numPr>
+          <w:ilvl w:val="1"/>
+          <w:numId w:val="3"/>
+        </w:numPr>
+        <w:ind w:left="0" w:leftChars="0" w:firstLine="400" w:firstLineChars="0"/>
+        <w:jc w:val="both"/>
+        <w:outlineLvl w:val="1"/>
+        <w:rPr>
+          <w:rFonts w:hint="default" w:asciiTheme="minorHAnsi" w:hAnsiTheme="minorHAnsi" w:eastAsiaTheme="minorEastAsia" w:cstheme="minorBidi"/>
+          <w:kern w:val="0"/>
+          <w:sz w:val="20"/>
+          <w:szCs w:val="20"/>
+          <w:highlight w:val="yellow"/>
+          <w:lang w:val="en-US" w:eastAsia="zh-CN" w:bidi="ar"/>
+        </w:rPr>
+      </w:pPr>
+      <w:r>
+        <w:rPr>
+          <w:rFonts w:hint="default" w:asciiTheme="minorHAnsi" w:hAnsiTheme="minorHAnsi" w:eastAsiaTheme="minorEastAsia" w:cstheme="minorBidi"/>
+          <w:kern w:val="0"/>
+          <w:sz w:val="20"/>
+          <w:szCs w:val="20"/>
+          <w:highlight w:val="yellow"/>
+          <w:lang w:val="en-US" w:eastAsia="zh-CN" w:bidi="ar"/>
+        </w:rPr>
+        <w:t>为什么这段经历适合Java后端岗位?</w:t>
+      </w:r>
+    </w:p>
+    <w:p>
+      <w:pPr>
+        <w:widowControl w:val="0"/>
+        <w:numPr>
+          <w:ilvl w:val="0"/>
+          <w:numId w:val="0"/>
+        </w:numPr>
+        <w:jc w:val="both"/>
+        <w:rPr>
+          <w:rFonts w:hint="default"/>
+          <w:lang w:val="en-US" w:eastAsia="zh-CN"/>
+        </w:rPr>
+      </w:pPr>
+      <w:r>
+        <w:rPr>
+          <w:rFonts w:hint="default"/>
+          <w:lang w:val="en-US" w:eastAsia="zh-CN"/>
+        </w:rPr>
+        <w:t>这段经历让我从架构视角去理解Java后端开发，主要体现在三点:</w:t>
+      </w:r>
+    </w:p>
+    <w:p>
+      <w:pPr>
+        <w:widowControl w:val="0"/>
+        <w:numPr>
+          <w:ilvl w:val="0"/>
+          <w:numId w:val="0"/>
+        </w:numPr>
+        <w:jc w:val="both"/>
+        <w:rPr>
+          <w:rFonts w:hint="default"/>
+          <w:lang w:val="en-US" w:eastAsia="zh-CN"/>
+        </w:rPr>
+      </w:pPr>
+      <w:r>
+        <w:rPr>
+          <w:rFonts w:hint="default"/>
+          <w:lang w:val="en-US" w:eastAsia="zh-CN"/>
+        </w:rPr>
+        <w:t>系统设计:我梳理了系统交互边界，这让我在写代码时更注重接口设计、模块解耦和异常处理。</w:t>
+      </w:r>
+    </w:p>
+    <w:p>
+      <w:pPr>
+        <w:widowControl w:val="0"/>
+        <w:numPr>
+          <w:ilvl w:val="0"/>
+          <w:numId w:val="0"/>
+        </w:numPr>
+        <w:jc w:val="both"/>
+        <w:rPr>
+          <w:rFonts w:hint="default"/>
+          <w:lang w:val="en-US" w:eastAsia="zh-CN"/>
+        </w:rPr>
+      </w:pPr>
+      <w:r>
+        <w:rPr>
+          <w:rFonts w:hint="default"/>
+          <w:lang w:val="en-US" w:eastAsia="zh-CN"/>
+        </w:rPr>
+        <w:t>性能意识:我通过数据评估系统容量，这让我在开发中会主动考虑</w:t>
+      </w:r>
+      <w:r>
+        <w:rPr>
+          <w:rFonts w:hint="eastAsia"/>
+          <w:lang w:val="en-US" w:eastAsia="zh-CN"/>
+        </w:rPr>
+        <w:t>JVM</w:t>
+      </w:r>
+      <w:r>
+        <w:rPr>
+          <w:rFonts w:hint="default"/>
+          <w:lang w:val="en-US" w:eastAsia="zh-CN"/>
+        </w:rPr>
+        <w:t>调优、</w:t>
+      </w:r>
+      <w:r>
+        <w:rPr>
+          <w:rFonts w:hint="eastAsia"/>
+          <w:lang w:val="en-US" w:eastAsia="zh-CN"/>
+        </w:rPr>
+        <w:t>S</w:t>
+      </w:r>
+      <w:r>
+        <w:rPr>
+          <w:rFonts w:hint="default"/>
+          <w:lang w:val="en-US" w:eastAsia="zh-CN"/>
+        </w:rPr>
+        <w:t>QL优化和异步处理，避免性能瓶颈。</w:t>
+      </w:r>
+    </w:p>
+    <w:p>
+      <w:pPr>
+        <w:widowControl w:val="0"/>
+        <w:numPr>
+          <w:ilvl w:val="0"/>
+          <w:numId w:val="0"/>
+        </w:numPr>
+        <w:jc w:val="both"/>
+        <w:rPr>
+          <w:rFonts w:hint="default"/>
+          <w:lang w:val="en-US" w:eastAsia="zh-CN"/>
+        </w:rPr>
+      </w:pPr>
+      <w:r>
+        <w:rPr>
+          <w:rFonts w:hint="default"/>
+          <w:lang w:val="en-US" w:eastAsia="zh-CN"/>
+        </w:rPr>
+        <w:t>技术权衡:我对比了多种技术路径，这让我在技术选型时能做出更理性、更符合业务场景的决策。</w:t>
+      </w:r>
+    </w:p>
+    <w:p>
+      <w:pPr>
+        <w:widowControl w:val="0"/>
+        <w:numPr>
+          <w:ilvl w:val="1"/>
+          <w:numId w:val="3"/>
+        </w:numPr>
+        <w:ind w:left="0" w:leftChars="0" w:firstLine="400" w:firstLineChars="0"/>
+        <w:jc w:val="both"/>
+        <w:rPr>
+          <w:rFonts w:hint="default" w:asciiTheme="minorHAnsi" w:hAnsiTheme="minorHAnsi" w:eastAsiaTheme="minorEastAsia" w:cstheme="minorBidi"/>
+          <w:kern w:val="0"/>
+          <w:sz w:val="20"/>
+          <w:szCs w:val="20"/>
+          <w:highlight w:val="yellow"/>
+          <w:lang w:val="en-US" w:eastAsia="zh-CN" w:bidi="ar"/>
+        </w:rPr>
+      </w:pPr>
+      <w:r>
+        <w:rPr>
+          <w:rFonts w:hint="default" w:asciiTheme="minorHAnsi" w:hAnsiTheme="minorHAnsi" w:eastAsiaTheme="minorEastAsia" w:cstheme="minorBidi"/>
+          <w:kern w:val="0"/>
+          <w:sz w:val="20"/>
+          <w:szCs w:val="20"/>
+          <w:highlight w:val="yellow"/>
+          <w:lang w:val="en-US" w:eastAsia="zh-CN" w:bidi="ar"/>
+        </w:rPr>
+        <w:t>你分析业务量时关注什么?</w:t>
+      </w:r>
+    </w:p>
+    <w:p>
+      <w:pPr>
+        <w:widowControl w:val="0"/>
+        <w:numPr>
+          <w:ilvl w:val="0"/>
+          <w:numId w:val="0"/>
+        </w:numPr>
+        <w:jc w:val="both"/>
+        <w:rPr>
+          <w:rFonts w:hint="default"/>
+          <w:lang w:val="en-US" w:eastAsia="zh-CN"/>
+        </w:rPr>
+      </w:pPr>
+      <w:r>
+        <w:rPr>
+          <w:rFonts w:hint="default"/>
+          <w:lang w:val="en-US" w:eastAsia="zh-CN"/>
+        </w:rPr>
+        <w:t>我不会只看日均或月均数据，还会关注峰值请求量、时间分布、增长趋势和特殊业务时段。进一步评估时，还应结合响应时间、错误率、</w:t>
+      </w:r>
+      <w:r>
+        <w:rPr>
+          <w:rFonts w:hint="eastAsia"/>
+          <w:lang w:val="en-US" w:eastAsia="zh-CN"/>
+        </w:rPr>
+        <w:t>C</w:t>
+      </w:r>
+      <w:r>
+        <w:rPr>
+          <w:rFonts w:hint="default"/>
+          <w:lang w:val="en-US" w:eastAsia="zh-CN"/>
+        </w:rPr>
+        <w:t>PU、内存、线程池、连接池和任务积压等指标，判断是否存在容量风险。</w:t>
+      </w:r>
+    </w:p>
+    <w:p>
+      <w:pPr>
+        <w:widowControl w:val="0"/>
+        <w:numPr>
+          <w:ilvl w:val="1"/>
+          <w:numId w:val="3"/>
+        </w:numPr>
+        <w:ind w:left="0" w:leftChars="0" w:firstLine="400" w:firstLineChars="0"/>
+        <w:jc w:val="both"/>
+        <w:rPr>
+          <w:rFonts w:hint="default" w:asciiTheme="minorHAnsi" w:hAnsiTheme="minorHAnsi" w:eastAsiaTheme="minorEastAsia" w:cstheme="minorBidi"/>
+          <w:kern w:val="0"/>
+          <w:sz w:val="20"/>
+          <w:szCs w:val="20"/>
+          <w:highlight w:val="yellow"/>
+          <w:lang w:val="en-US" w:eastAsia="zh-CN" w:bidi="ar"/>
+        </w:rPr>
+      </w:pPr>
+      <w:r>
+        <w:rPr>
+          <w:rFonts w:hint="default" w:asciiTheme="minorHAnsi" w:hAnsiTheme="minorHAnsi" w:eastAsiaTheme="minorEastAsia" w:cstheme="minorBidi"/>
+          <w:kern w:val="0"/>
+          <w:sz w:val="20"/>
+          <w:szCs w:val="20"/>
+          <w:highlight w:val="yellow"/>
+          <w:lang w:val="en-US" w:eastAsia="zh-CN" w:bidi="ar"/>
+        </w:rPr>
+        <w:t>为什么平均业务量正常，仍要关注峰值?</w:t>
+      </w:r>
+    </w:p>
+    <w:p>
+      <w:pPr>
+        <w:widowControl w:val="0"/>
+        <w:numPr>
+          <w:ilvl w:val="0"/>
+          <w:numId w:val="0"/>
+        </w:numPr>
+        <w:jc w:val="both"/>
+        <w:rPr>
+          <w:rFonts w:hint="default"/>
+          <w:lang w:val="en-US" w:eastAsia="zh-CN"/>
+        </w:rPr>
+      </w:pPr>
+      <w:r>
+        <w:rPr>
+          <w:rFonts w:hint="default"/>
+          <w:lang w:val="en-US" w:eastAsia="zh-CN"/>
+        </w:rPr>
+        <w:t>平均值可能掩盖短时间内的集中请求。例如结算、批处理或业务集中提交可能造成瞬时压力。系统容量通常需要围绕峰值及一定安全余量评估，而不是只依据平均值</w:t>
+      </w:r>
+    </w:p>
+    <w:p>
+      <w:pPr>
+        <w:widowControl w:val="0"/>
+        <w:numPr>
+          <w:ilvl w:val="1"/>
+          <w:numId w:val="3"/>
+        </w:numPr>
+        <w:ind w:left="0" w:leftChars="0" w:firstLine="400" w:firstLineChars="0"/>
+        <w:jc w:val="both"/>
+        <w:rPr>
+          <w:rFonts w:hint="default" w:asciiTheme="minorHAnsi" w:hAnsiTheme="minorHAnsi" w:eastAsiaTheme="minorEastAsia" w:cstheme="minorBidi"/>
+          <w:kern w:val="0"/>
+          <w:sz w:val="20"/>
+          <w:szCs w:val="20"/>
+          <w:highlight w:val="yellow"/>
+          <w:lang w:val="en-US" w:eastAsia="zh-CN" w:bidi="ar"/>
+        </w:rPr>
+      </w:pPr>
+      <w:r>
+        <w:rPr>
+          <w:rFonts w:hint="default" w:asciiTheme="minorHAnsi" w:hAnsiTheme="minorHAnsi" w:eastAsiaTheme="minorEastAsia" w:cstheme="minorBidi"/>
+          <w:kern w:val="0"/>
+          <w:sz w:val="20"/>
+          <w:szCs w:val="20"/>
+          <w:highlight w:val="yellow"/>
+          <w:lang w:val="en-US" w:eastAsia="zh-CN" w:bidi="ar"/>
+        </w:rPr>
+        <w:t>你提到“性能意识’，具体怎么做?</w:t>
+      </w:r>
+    </w:p>
+    <w:p>
+      <w:pPr>
+        <w:widowControl w:val="0"/>
+        <w:numPr>
+          <w:ilvl w:val="0"/>
+          <w:numId w:val="0"/>
+        </w:numPr>
+        <w:jc w:val="both"/>
+        <w:rPr>
+          <w:rFonts w:hint="default"/>
+          <w:lang w:val="en-US" w:eastAsia="zh-CN"/>
+        </w:rPr>
+      </w:pPr>
+      <w:r>
+        <w:rPr>
+          <w:rFonts w:hint="default"/>
+          <w:lang w:val="en-US" w:eastAsia="zh-CN"/>
+        </w:rPr>
+        <w:t>我在评估容量时，发现高峰期pRl组件的吞吐量接近瓶颈。这让我在写Java代码时，会特别注意:</w:t>
+      </w:r>
+    </w:p>
+    <w:p>
+      <w:pPr>
+        <w:widowControl w:val="0"/>
+        <w:numPr>
+          <w:ilvl w:val="0"/>
+          <w:numId w:val="0"/>
+        </w:numPr>
+        <w:jc w:val="both"/>
+        <w:rPr>
+          <w:rFonts w:hint="default"/>
+          <w:lang w:val="en-US" w:eastAsia="zh-CN"/>
+        </w:rPr>
+      </w:pPr>
+      <w:r>
+        <w:rPr>
+          <w:rFonts w:hint="default"/>
+          <w:lang w:val="en-US" w:eastAsia="zh-CN"/>
+        </w:rPr>
+        <w:t>数据库连接池配置:比如调整maximum-pool-size，避免连接耗尽。</w:t>
+      </w:r>
+    </w:p>
+    <w:p>
+      <w:pPr>
+        <w:widowControl w:val="0"/>
+        <w:numPr>
+          <w:ilvl w:val="0"/>
+          <w:numId w:val="0"/>
+        </w:numPr>
+        <w:jc w:val="both"/>
+        <w:rPr>
+          <w:rFonts w:hint="default"/>
+          <w:lang w:val="en-US" w:eastAsia="zh-CN"/>
+        </w:rPr>
+      </w:pPr>
+      <w:r>
+        <w:rPr>
+          <w:rFonts w:hint="eastAsia"/>
+          <w:lang w:val="en-US" w:eastAsia="zh-CN"/>
+        </w:rPr>
+        <w:t>S</w:t>
+      </w:r>
+      <w:r>
+        <w:rPr>
+          <w:rFonts w:hint="default"/>
+          <w:lang w:val="en-US" w:eastAsia="zh-CN"/>
+        </w:rPr>
+        <w:t>QL优化:避免N+1查询，使用索引，减少全表扫描。</w:t>
+      </w:r>
+    </w:p>
+    <w:p>
+      <w:pPr>
+        <w:widowControl w:val="0"/>
+        <w:numPr>
+          <w:ilvl w:val="0"/>
+          <w:numId w:val="0"/>
+        </w:numPr>
+        <w:jc w:val="both"/>
+        <w:rPr>
+          <w:rFonts w:hint="default"/>
+          <w:lang w:val="en-US" w:eastAsia="zh-CN"/>
+        </w:rPr>
+      </w:pPr>
+      <w:r>
+        <w:rPr>
+          <w:rFonts w:hint="default"/>
+          <w:lang w:val="en-US" w:eastAsia="zh-CN"/>
+        </w:rPr>
+        <w:t>异步处理:对于非实时操作(如日志记录、消息通知)，我会用SpringEvent或 MQ异步处理，避免阻塞主线程。</w:t>
+      </w:r>
+    </w:p>
+    <w:p>
+      <w:pPr>
+        <w:widowControl w:val="0"/>
+        <w:numPr>
+          <w:ilvl w:val="0"/>
+          <w:numId w:val="0"/>
+        </w:numPr>
+        <w:jc w:val="both"/>
+        <w:rPr>
+          <w:rFonts w:hint="default"/>
+          <w:lang w:val="en-US" w:eastAsia="zh-CN"/>
+        </w:rPr>
+      </w:pPr>
+      <w:r>
+        <w:rPr>
+          <w:rFonts w:hint="default"/>
+          <w:lang w:val="en-US" w:eastAsia="zh-CN"/>
+        </w:rPr>
+        <w:t>缓存策略:对于频繁读取的静态数据，我会用Redis缓存，减少数据库压力。</w:t>
+      </w:r>
+    </w:p>
+    <w:p>
+      <w:pPr>
+        <w:widowControl w:val="0"/>
+        <w:numPr>
+          <w:ilvl w:val="0"/>
+          <w:numId w:val="0"/>
+        </w:numPr>
+        <w:jc w:val="both"/>
+        <w:rPr>
+          <w:rFonts w:hint="default"/>
+          <w:lang w:val="en-US" w:eastAsia="zh-CN"/>
+        </w:rPr>
+      </w:pPr>
+      <w:r>
+        <w:rPr>
+          <w:rFonts w:hint="default"/>
+          <w:lang w:val="en-US" w:eastAsia="zh-CN"/>
+        </w:rPr>
+        <w:t>这些优化措施，都是基于我对系统容量和性能瓶颈的量化评估。</w:t>
+      </w:r>
+    </w:p>
+    <w:p>
+      <w:pPr>
+        <w:widowControl w:val="0"/>
+        <w:numPr>
+          <w:ilvl w:val="1"/>
+          <w:numId w:val="3"/>
+        </w:numPr>
+        <w:ind w:left="0" w:leftChars="0" w:firstLine="400" w:firstLineChars="0"/>
+        <w:jc w:val="both"/>
+        <w:rPr>
+          <w:rFonts w:hint="default" w:asciiTheme="minorHAnsi" w:hAnsiTheme="minorHAnsi" w:eastAsiaTheme="minorEastAsia" w:cstheme="minorBidi"/>
+          <w:kern w:val="0"/>
+          <w:sz w:val="20"/>
+          <w:szCs w:val="20"/>
+          <w:highlight w:val="yellow"/>
+          <w:lang w:val="en-US" w:eastAsia="zh-CN" w:bidi="ar"/>
+        </w:rPr>
+      </w:pPr>
+      <w:r>
+        <w:rPr>
+          <w:rFonts w:hint="default" w:asciiTheme="minorHAnsi" w:hAnsiTheme="minorHAnsi" w:eastAsiaTheme="minorEastAsia" w:cstheme="minorBidi"/>
+          <w:kern w:val="0"/>
+          <w:sz w:val="20"/>
+          <w:szCs w:val="20"/>
+          <w:highlight w:val="yellow"/>
+          <w:lang w:val="en-US" w:eastAsia="zh-CN" w:bidi="ar"/>
+        </w:rPr>
+        <w:t>这段实习最大的收获是什么?</w:t>
+      </w:r>
+    </w:p>
+    <w:p>
+      <w:pPr>
+        <w:widowControl w:val="0"/>
+        <w:numPr>
+          <w:ilvl w:val="0"/>
+          <w:numId w:val="0"/>
+        </w:numPr>
+        <w:jc w:val="both"/>
+        <w:rPr>
+          <w:rFonts w:hint="default"/>
+          <w:lang w:val="en-US" w:eastAsia="zh-CN"/>
+        </w:rPr>
+      </w:pPr>
+      <w:r>
+        <w:rPr>
+          <w:rFonts w:hint="default"/>
+          <w:lang w:val="en-US" w:eastAsia="zh-CN"/>
+        </w:rPr>
+        <w:t>我建立了更强的需求和工程意识。现在面对一个接口需求，我除了考虑功能实现，还会主动确认数据规模、异常情况、服务质量、依赖对象和验收标准。</w:t>
+      </w:r>
+    </w:p>
+    <w:p>
+      <w:pPr>
+        <w:widowControl w:val="0"/>
+        <w:numPr>
+          <w:ilvl w:val="0"/>
+          <w:numId w:val="0"/>
+        </w:numPr>
+        <w:jc w:val="both"/>
+        <w:rPr>
+          <w:rFonts w:hint="default"/>
+          <w:lang w:val="en-US" w:eastAsia="zh-CN"/>
+        </w:rPr>
+      </w:pPr>
+    </w:p>
+    <w:p>
+      <w:pPr>
+        <w:widowControl w:val="0"/>
+        <w:numPr>
+          <w:ilvl w:val="0"/>
+          <w:numId w:val="0"/>
+        </w:numPr>
+        <w:jc w:val="both"/>
+        <w:rPr>
+          <w:rFonts w:hint="default"/>
+          <w:lang w:val="en-US" w:eastAsia="zh-CN"/>
+        </w:rPr>
+      </w:pPr>
+    </w:p>
+    <w:p>
+      <w:pPr>
+        <w:widowControl w:val="0"/>
+        <w:numPr>
+          <w:ilvl w:val="0"/>
+          <w:numId w:val="0"/>
+        </w:numPr>
+        <w:jc w:val="both"/>
+        <w:rPr>
+          <w:rFonts w:hint="eastAsia"/>
+          <w:lang w:val="en-US" w:eastAsia="zh-CN"/>
+        </w:rPr>
+      </w:pPr>
+      <w:r>
+        <w:rPr>
+          <w:rFonts w:hint="eastAsia"/>
+          <w:lang w:val="en-US" w:eastAsia="zh-CN"/>
+        </w:rPr>
+        <w:t>雅鉴生活志</w:t>
+      </w:r>
+    </w:p>
+    <w:p>
+      <w:pPr>
+        <w:widowControl w:val="0"/>
+        <w:numPr>
+          <w:ilvl w:val="0"/>
+          <w:numId w:val="0"/>
+        </w:numPr>
+        <w:jc w:val="both"/>
+        <w:rPr>
+          <w:rFonts w:hint="default"/>
+          <w:lang w:val="en-US" w:eastAsia="zh-CN"/>
+        </w:rPr>
+      </w:pPr>
+      <w:r>
+        <w:drawing>
+          <wp:inline distT="0" distB="0" distL="114300" distR="114300">
+            <wp:extent cx="4342765" cy="1496060"/>
+            <wp:effectExtent l="0" t="0" r="635" b="8890"/>
+            <wp:docPr id="2" name="图片 1"/>
+            <wp:cNvGraphicFramePr>
+              <a:graphicFrameLocks xmlns:a="http://schemas.openxmlformats.org/drawingml/2006/main" noChangeAspect="1"/>
+            </wp:cNvGraphicFramePr>
+            <a:graphic xmlns:a="http://schemas.openxmlformats.org/drawingml/2006/main">
+              <a:graphicData uri="http://schemas.openxmlformats.org/drawingml/2006/picture">
+                <pic:pic xmlns:pic="http://schemas.openxmlformats.org/drawingml/2006/picture">
+                  <pic:nvPicPr>
+                    <pic:cNvPr id="2" name="图片 1"/>
+                    <pic:cNvPicPr>
+                      <a:picLocks noChangeAspect="1"/>
+                    </pic:cNvPicPr>
+                  </pic:nvPicPr>
+                  <pic:blipFill>
+                    <a:blip r:embed="rId5"/>
+                    <a:stretch>
+                      <a:fillRect/>
+                    </a:stretch>
+                  </pic:blipFill>
+                  <pic:spPr>
+                    <a:xfrm>
+                      <a:off x="0" y="0"/>
+                      <a:ext cx="4342765" cy="1496060"/>
+                    </a:xfrm>
+                    <a:prstGeom prst="rect">
+                      <a:avLst/>
+                    </a:prstGeom>
+                    <a:noFill/>
+                    <a:ln>
+                      <a:noFill/>
+                    </a:ln>
+                  </pic:spPr>
+                </pic:pic>
+              </a:graphicData>
+            </a:graphic>
+          </wp:inline>
+        </w:drawing>
+      </w:r>
+      <w:r>
+        <w:drawing>
+          <wp:inline distT="0" distB="0" distL="114300" distR="114300">
+            <wp:extent cx="4837430" cy="2708275"/>
+            <wp:effectExtent l="0" t="0" r="1270" b="6350"/>
+            <wp:docPr id="3" name="图片 2"/>
+            <wp:cNvGraphicFramePr>
+              <a:graphicFrameLocks xmlns:a="http://schemas.openxmlformats.org/drawingml/2006/main" noChangeAspect="1"/>
+            </wp:cNvGraphicFramePr>
+            <a:graphic xmlns:a="http://schemas.openxmlformats.org/drawingml/2006/main">
+              <a:graphicData uri="http://schemas.openxmlformats.org/drawingml/2006/picture">
+                <pic:pic xmlns:pic="http://schemas.openxmlformats.org/drawingml/2006/picture">
+                  <pic:nvPicPr>
+                    <pic:cNvPr id="3" name="图片 2"/>
+                    <pic:cNvPicPr>
+                      <a:picLocks noChangeAspect="1"/>
+                    </pic:cNvPicPr>
+                  </pic:nvPicPr>
+                  <pic:blipFill>
+                    <a:blip r:embed="rId6"/>
+                    <a:stretch>
+                      <a:fillRect/>
+                    </a:stretch>
+                  </pic:blipFill>
+                  <pic:spPr>
+                    <a:xfrm>
+                      <a:off x="0" y="0"/>
+                      <a:ext cx="4837430" cy="2708275"/>
+                    </a:xfrm>
+                    <a:prstGeom prst="rect">
+                      <a:avLst/>
+                    </a:prstGeom>
+                    <a:noFill/>
+                    <a:ln>
+                      <a:noFill/>
+                    </a:ln>
+                  </pic:spPr>
+                </pic:pic>
+              </a:graphicData>
+            </a:graphic>
+          </wp:inline>
+        </w:drawing>
+      </w:r>
+      <w:r>
+        <w:drawing>
+          <wp:inline distT="0" distB="0" distL="114300" distR="114300">
+            <wp:extent cx="5274310" cy="3357245"/>
+            <wp:effectExtent l="0" t="0" r="2540" b="5080"/>
+            <wp:docPr id="4" name="图片 3"/>
+            <wp:cNvGraphicFramePr>
+              <a:graphicFrameLocks xmlns:a="http://schemas.openxmlformats.org/drawingml/2006/main" noChangeAspect="1"/>
+            </wp:cNvGraphicFramePr>
+            <a:graphic xmlns:a="http://schemas.openxmlformats.org/drawingml/2006/main">
+              <a:graphicData uri="http://schemas.openxmlformats.org/drawingml/2006/picture">
+                <pic:pic xmlns:pic="http://schemas.openxmlformats.org/drawingml/2006/picture">
+                  <pic:nvPicPr>
+                    <pic:cNvPr id="4" name="图片 3"/>
+                    <pic:cNvPicPr>
+                      <a:picLocks noChangeAspect="1"/>
+                    </pic:cNvPicPr>
+                  </pic:nvPicPr>
+                  <pic:blipFill>
+                    <a:blip r:embed="rId7"/>
+                    <a:stretch>
+                      <a:fillRect/>
+                    </a:stretch>
+                  </pic:blipFill>
+                  <pic:spPr>
+                    <a:xfrm>
+                      <a:off x="0" y="0"/>
+                      <a:ext cx="5274310" cy="3357245"/>
+                    </a:xfrm>
+                    <a:prstGeom prst="rect">
+                      <a:avLst/>
+                    </a:prstGeom>
+                    <a:noFill/>
+                    <a:ln>
+                      <a:noFill/>
+                    </a:ln>
+                  </pic:spPr>
+                </pic:pic>
+              </a:graphicData>
+            </a:graphic>
+          </wp:inline>
+        </w:drawing>
+      </w:r>
+      <w:r>
+        <w:drawing>
+          <wp:inline distT="0" distB="0" distL="114300" distR="114300">
+            <wp:extent cx="5271135" cy="3830320"/>
+            <wp:effectExtent l="0" t="0" r="5715" b="8255"/>
+            <wp:docPr id="5" name="图片 4"/>
+            <wp:cNvGraphicFramePr>
+              <a:graphicFrameLocks xmlns:a="http://schemas.openxmlformats.org/drawingml/2006/main" noChangeAspect="1"/>
+            </wp:cNvGraphicFramePr>
+            <a:graphic xmlns:a="http://schemas.openxmlformats.org/drawingml/2006/main">
+              <a:graphicData uri="http://schemas.openxmlformats.org/drawingml/2006/picture">
+                <pic:pic xmlns:pic="http://schemas.openxmlformats.org/drawingml/2006/picture">
+                  <pic:nvPicPr>
+                    <pic:cNvPr id="5" name="图片 4"/>
+                    <pic:cNvPicPr>
+                      <a:picLocks noChangeAspect="1"/>
+                    </pic:cNvPicPr>
+                  </pic:nvPicPr>
+                  <pic:blipFill>
+                    <a:blip r:embed="rId8"/>
+                    <a:stretch>
+                      <a:fillRect/>
+                    </a:stretch>
+                  </pic:blipFill>
+                  <pic:spPr>
+                    <a:xfrm>
+                      <a:off x="0" y="0"/>
+                      <a:ext cx="5271135" cy="3830320"/>
+                    </a:xfrm>
+                    <a:prstGeom prst="rect">
+                      <a:avLst/>
+                    </a:prstGeom>
+                    <a:noFill/>
+                    <a:ln>
+                      <a:noFill/>
+                    </a:ln>
+                  </pic:spPr>
+                </pic:pic>
+              </a:graphicData>
+            </a:graphic>
+          </wp:inline>
+        </w:drawing>
+      </w:r>
+      <w:r>
+        <w:drawing>
+          <wp:inline distT="0" distB="0" distL="114300" distR="114300">
+            <wp:extent cx="5262880" cy="3669030"/>
+            <wp:effectExtent l="0" t="0" r="4445" b="7620"/>
+            <wp:docPr id="6" name="图片 5"/>
+            <wp:cNvGraphicFramePr>
+              <a:graphicFrameLocks xmlns:a="http://schemas.openxmlformats.org/drawingml/2006/main" noChangeAspect="1"/>
+            </wp:cNvGraphicFramePr>
+            <a:graphic xmlns:a="http://schemas.openxmlformats.org/drawingml/2006/main">
+              <a:graphicData uri="http://schemas.openxmlformats.org/drawingml/2006/picture">
+                <pic:pic xmlns:pic="http://schemas.openxmlformats.org/drawingml/2006/picture">
+                  <pic:nvPicPr>
+                    <pic:cNvPr id="6" name="图片 5"/>
+                    <pic:cNvPicPr>
+                      <a:picLocks noChangeAspect="1"/>
+                    </pic:cNvPicPr>
+                  </pic:nvPicPr>
+                  <pic:blipFill>
+                    <a:blip r:embed="rId9"/>
+                    <a:stretch>
+                      <a:fillRect/>
+                    </a:stretch>
+                  </pic:blipFill>
+                  <pic:spPr>
+                    <a:xfrm>
+                      <a:off x="0" y="0"/>
+                      <a:ext cx="5262880" cy="3669030"/>
+                    </a:xfrm>
+                    <a:prstGeom prst="rect">
+                      <a:avLst/>
+                    </a:prstGeom>
+                    <a:noFill/>
+                    <a:ln>
+                      <a:noFill/>
+                    </a:ln>
+                  </pic:spPr>
+                </pic:pic>
+              </a:graphicData>
+            </a:graphic>
+          </wp:inline>
+        </w:drawing>
+      </w:r>
+      <w:r>
+        <w:drawing>
+          <wp:inline distT="0" distB="0" distL="114300" distR="114300">
+            <wp:extent cx="4411980" cy="2581910"/>
+            <wp:effectExtent l="0" t="0" r="7620" b="8890"/>
+            <wp:docPr id="7" name="图片 6"/>
+            <wp:cNvGraphicFramePr>
+              <a:graphicFrameLocks xmlns:a="http://schemas.openxmlformats.org/drawingml/2006/main" noChangeAspect="1"/>
+            </wp:cNvGraphicFramePr>
+            <a:graphic xmlns:a="http://schemas.openxmlformats.org/drawingml/2006/main">
+              <a:graphicData uri="http://schemas.openxmlformats.org/drawingml/2006/picture">
+                <pic:pic xmlns:pic="http://schemas.openxmlformats.org/drawingml/2006/picture">
+                  <pic:nvPicPr>
+                    <pic:cNvPr id="7" name="图片 6"/>
+                    <pic:cNvPicPr>
+                      <a:picLocks noChangeAspect="1"/>
+                    </pic:cNvPicPr>
+                  </pic:nvPicPr>
+                  <pic:blipFill>
+                    <a:blip r:embed="rId10"/>
+                    <a:stretch>
+                      <a:fillRect/>
+                    </a:stretch>
+                  </pic:blipFill>
+                  <pic:spPr>
+                    <a:xfrm>
+                      <a:off x="0" y="0"/>
+                      <a:ext cx="4411980" cy="2581910"/>
+                    </a:xfrm>
+                    <a:prstGeom prst="rect">
+                      <a:avLst/>
+                    </a:prstGeom>
+                    <a:noFill/>
+                    <a:ln>
+                      <a:noFill/>
+                    </a:ln>
+                  </pic:spPr>
+                </pic:pic>
+              </a:graphicData>
+            </a:graphic>
+          </wp:inline>
+        </w:drawing>
+      </w:r>
+      <w:r>
+        <w:drawing>
+          <wp:inline distT="0" distB="0" distL="114300" distR="114300">
+            <wp:extent cx="4838700" cy="2143125"/>
+            <wp:effectExtent l="0" t="0" r="0" b="0"/>
+            <wp:docPr id="8" name="图片 7"/>
+            <wp:cNvGraphicFramePr>
+              <a:graphicFrameLocks xmlns:a="http://schemas.openxmlformats.org/drawingml/2006/main" noChangeAspect="1"/>
+            </wp:cNvGraphicFramePr>
+            <a:graphic xmlns:a="http://schemas.openxmlformats.org/drawingml/2006/main">
+              <a:graphicData uri="http://schemas.openxmlformats.org/drawingml/2006/picture">
+                <pic:pic xmlns:pic="http://schemas.openxmlformats.org/drawingml/2006/picture">
+                  <pic:nvPicPr>
+                    <pic:cNvPr id="8" name="图片 7"/>
+                    <pic:cNvPicPr>
+                      <a:picLocks noChangeAspect="1"/>
+                    </pic:cNvPicPr>
+                  </pic:nvPicPr>
+                  <pic:blipFill>
+                    <a:blip r:embed="rId11"/>
+                    <a:stretch>
+                      <a:fillRect/>
+                    </a:stretch>
+                  </pic:blipFill>
+                  <pic:spPr>
+                    <a:xfrm>
+                      <a:off x="0" y="0"/>
+                      <a:ext cx="4838700" cy="2143125"/>
+                    </a:xfrm>
+                    <a:prstGeom prst="rect">
+                      <a:avLst/>
+                    </a:prstGeom>
+                    <a:noFill/>
+                    <a:ln>
+                      <a:noFill/>
+                    </a:ln>
+                  </pic:spPr>
+                </pic:pic>
+              </a:graphicData>
+            </a:graphic>
+          </wp:inline>
+        </w:drawing>
+      </w:r>
+      <w:r>
+        <w:drawing>
+          <wp:inline distT="0" distB="0" distL="114300" distR="114300">
+            <wp:extent cx="5272405" cy="3628390"/>
+            <wp:effectExtent l="0" t="0" r="4445" b="635"/>
+            <wp:docPr id="9" name="图片 8"/>
+            <wp:cNvGraphicFramePr>
+              <a:graphicFrameLocks xmlns:a="http://schemas.openxmlformats.org/drawingml/2006/main" noChangeAspect="1"/>
+            </wp:cNvGraphicFramePr>
+            <a:graphic xmlns:a="http://schemas.openxmlformats.org/drawingml/2006/main">
+              <a:graphicData uri="http://schemas.openxmlformats.org/drawingml/2006/picture">
+                <pic:pic xmlns:pic="http://schemas.openxmlformats.org/drawingml/2006/picture">
+                  <pic:nvPicPr>
+                    <pic:cNvPr id="9" name="图片 8"/>
+                    <pic:cNvPicPr>
+                      <a:picLocks noChangeAspect="1"/>
+                    </pic:cNvPicPr>
+                  </pic:nvPicPr>
+                  <pic:blipFill>
+                    <a:blip r:embed="rId12"/>
+                    <a:stretch>
+                      <a:fillRect/>
+                    </a:stretch>
+                  </pic:blipFill>
+                  <pic:spPr>
+                    <a:xfrm>
+                      <a:off x="0" y="0"/>
+                      <a:ext cx="5272405" cy="3628390"/>
+                    </a:xfrm>
+                    <a:prstGeom prst="rect">
+                      <a:avLst/>
+                    </a:prstGeom>
+                    <a:noFill/>
+                    <a:ln>
+                      <a:noFill/>
+                    </a:ln>
+                  </pic:spPr>
+                </pic:pic>
+              </a:graphicData>
+            </a:graphic>
+          </wp:inline>
+        </w:drawing>
+      </w:r>
       <w:bookmarkStart w:id="0" w:name="_GoBack"/>
       <w:bookmarkEnd w:id="0"/>
-    </w:p>
-    <w:p>
-      <w:pPr>
-        <w:widowControl w:val="0"/>
-        <w:numPr>
-          <w:ilvl w:val="0"/>
-          <w:numId w:val="0"/>
-        </w:numPr>
-        <w:ind w:firstLine="360" w:firstLineChars="200"/>
-        <w:jc w:val="both"/>
-        <w:rPr>
-          <w:rFonts w:hint="default"/>
-          <w:sz w:val="18"/>
-          <w:szCs w:val="18"/>
-          <w:lang w:val="en-US" w:eastAsia="zh-CN"/>
-        </w:rPr>
-      </w:pPr>
-    </w:p>
-    <w:p>
-      <w:pPr>
-        <w:widowControl w:val="0"/>
-        <w:numPr>
-          <w:ilvl w:val="0"/>
-          <w:numId w:val="0"/>
-        </w:numPr>
-        <w:ind w:firstLine="360" w:firstLineChars="200"/>
-        <w:jc w:val="both"/>
-        <w:rPr>
-          <w:rFonts w:hint="default"/>
-          <w:sz w:val="18"/>
-          <w:szCs w:val="18"/>
-          <w:lang w:val="en-US" w:eastAsia="zh-CN"/>
-        </w:rPr>
-      </w:pPr>
-    </w:p>
-    <w:p>
-      <w:pPr>
-        <w:widowControl w:val="0"/>
-        <w:numPr>
-          <w:ilvl w:val="0"/>
-          <w:numId w:val="0"/>
-        </w:numPr>
-        <w:ind w:firstLine="360" w:firstLineChars="200"/>
-        <w:jc w:val="both"/>
-        <w:rPr>
-          <w:rFonts w:hint="default"/>
-          <w:sz w:val="18"/>
-          <w:szCs w:val="18"/>
-          <w:lang w:val="en-US" w:eastAsia="zh-CN"/>
-        </w:rPr>
-      </w:pPr>
-    </w:p>
-    <w:p>
-      <w:pPr>
-        <w:widowControl w:val="0"/>
-        <w:numPr>
-          <w:ilvl w:val="0"/>
-          <w:numId w:val="0"/>
-        </w:numPr>
-        <w:ind w:firstLine="360" w:firstLineChars="200"/>
-        <w:jc w:val="both"/>
-        <w:rPr>
-          <w:rFonts w:hint="default"/>
-          <w:sz w:val="18"/>
-          <w:szCs w:val="18"/>
-          <w:lang w:val="en-US" w:eastAsia="zh-CN"/>
-        </w:rPr>
-      </w:pPr>
-    </w:p>
-    <w:p>
-      <w:pPr>
-        <w:widowControl w:val="0"/>
-        <w:numPr>
-          <w:ilvl w:val="0"/>
-          <w:numId w:val="0"/>
-        </w:numPr>
-        <w:ind w:firstLine="360" w:firstLineChars="200"/>
-        <w:jc w:val="both"/>
-        <w:rPr>
-          <w:rFonts w:hint="default"/>
-          <w:sz w:val="18"/>
-          <w:szCs w:val="18"/>
-          <w:lang w:val="en-US" w:eastAsia="zh-CN"/>
-        </w:rPr>
-      </w:pPr>
-    </w:p>
-    <w:p>
-      <w:pPr>
-        <w:widowControl w:val="0"/>
-        <w:numPr>
-          <w:ilvl w:val="0"/>
-          <w:numId w:val="0"/>
-        </w:numPr>
-        <w:jc w:val="both"/>
-        <w:rPr>
-          <w:rFonts w:hint="default"/>
-          <w:lang w:val="en-US" w:eastAsia="zh-CN"/>
-        </w:rPr>
-      </w:pPr>
     </w:p>
     <w:p>
       <w:pPr>
@@ -2618,9 +4091,9 @@
 <file path=word/numbering.xml><?xml version="1.0" encoding="utf-8"?>
 <w:numbering xmlns:wpc="http://schemas.microsoft.com/office/word/2010/wordprocessingCanvas" xmlns:mc="http://schemas.openxmlformats.org/markup-compatibility/2006" xmlns:o="urn:schemas-microsoft-com:office:office" xmlns:r="http://schemas.openxmlformats.org/officeDocument/2006/relationships" xmlns:m="http://schemas.openxmlformats.org/officeDocument/2006/math" xmlns:v="urn:schemas-microsoft-com:vml" xmlns:wp14="http://schemas.microsoft.com/office/word/2010/wordprocessingDrawing" xmlns:wp="http://schemas.openxmlformats.org/drawingml/2006/wordprocessingDrawing" xmlns:w10="urn:schemas-microsoft-com:office:word" xmlns:w="http://schemas.openxmlformats.org/wordprocessingml/2006/main" xmlns:w14="http://schemas.microsoft.com/office/word/2010/wordml" xmlns:wpg="http://schemas.microsoft.com/office/word/2010/wordprocessingGroup" xmlns:wpi="http://schemas.microsoft.com/office/word/2010/wordprocessingInk" xmlns:wne="http://schemas.microsoft.com/office/word/2006/wordml" xmlns:wps="http://schemas.microsoft.com/office/word/2010/wordprocessingShape" xmlns:wpsCustomData="http://www.wps.cn/officeDocument/2013/wpsCustomData" mc:Ignorable="w14 wp14">
   <w:abstractNum w:abstractNumId="0">
-    <w:nsid w:val="BC70F0D5"/>
+    <w:nsid w:val="B5AF75F7"/>
     <w:multiLevelType w:val="multilevel"/>
-    <w:tmpl w:val="BC70F0D5"/>
+    <w:tmpl w:val="B5AF75F7"/>
     <w:lvl w:ilvl="0" w:tentative="0">
       <w:start w:val="1"/>
       <w:numFmt w:val="chineseCounting"/>
@@ -2740,6 +4213,128 @@
     </w:lvl>
   </w:abstractNum>
   <w:abstractNum w:abstractNumId="1">
+    <w:nsid w:val="BC70F0D5"/>
+    <w:multiLevelType w:val="multilevel"/>
+    <w:tmpl w:val="BC70F0D5"/>
+    <w:lvl w:ilvl="0" w:tentative="0">
+      <w:start w:val="1"/>
+      <w:numFmt w:val="chineseCounting"/>
+      <w:suff w:val="nothing"/>
+      <w:lvlText w:val="%1、"/>
+      <w:lvlJc w:val="left"/>
+      <w:pPr>
+        <w:ind w:left="0" w:firstLine="400"/>
+      </w:pPr>
+      <w:rPr>
+        <w:rFonts w:hint="eastAsia"/>
+      </w:rPr>
+    </w:lvl>
+    <w:lvl w:ilvl="1" w:tentative="0">
+      <w:start w:val="1"/>
+      <w:numFmt w:val="decimal"/>
+      <w:suff w:val="nothing"/>
+      <w:lvlText w:val="%2．"/>
+      <w:lvlJc w:val="left"/>
+      <w:pPr>
+        <w:ind w:left="0" w:firstLine="400"/>
+      </w:pPr>
+      <w:rPr>
+        <w:rFonts w:hint="eastAsia"/>
+      </w:rPr>
+    </w:lvl>
+    <w:lvl w:ilvl="2" w:tentative="0">
+      <w:start w:val="1"/>
+      <w:numFmt w:val="decimal"/>
+      <w:suff w:val="nothing"/>
+      <w:lvlText w:val="（%3）"/>
+      <w:lvlJc w:val="left"/>
+      <w:pPr>
+        <w:ind w:left="-402" w:firstLine="402"/>
+      </w:pPr>
+      <w:rPr>
+        <w:rFonts w:hint="eastAsia"/>
+      </w:rPr>
+    </w:lvl>
+    <w:lvl w:ilvl="3" w:tentative="0">
+      <w:start w:val="1"/>
+      <w:numFmt w:val="decimalEnclosedCircleChinese"/>
+      <w:suff w:val="nothing"/>
+      <w:lvlText w:val="%4 "/>
+      <w:lvlJc w:val="left"/>
+      <w:pPr>
+        <w:ind w:left="0" w:firstLine="402"/>
+      </w:pPr>
+      <w:rPr>
+        <w:rFonts w:hint="eastAsia"/>
+      </w:rPr>
+    </w:lvl>
+    <w:lvl w:ilvl="4" w:tentative="0">
+      <w:start w:val="1"/>
+      <w:numFmt w:val="decimal"/>
+      <w:suff w:val="nothing"/>
+      <w:lvlText w:val="%5）"/>
+      <w:lvlJc w:val="left"/>
+      <w:pPr>
+        <w:ind w:left="0" w:firstLine="402"/>
+      </w:pPr>
+      <w:rPr>
+        <w:rFonts w:hint="eastAsia"/>
+      </w:rPr>
+    </w:lvl>
+    <w:lvl w:ilvl="5" w:tentative="0">
+      <w:start w:val="1"/>
+      <w:numFmt w:val="lowerLetter"/>
+      <w:suff w:val="nothing"/>
+      <w:lvlText w:val="%6．"/>
+      <w:lvlJc w:val="left"/>
+      <w:pPr>
+        <w:ind w:left="0" w:firstLine="402"/>
+      </w:pPr>
+      <w:rPr>
+        <w:rFonts w:hint="eastAsia"/>
+      </w:rPr>
+    </w:lvl>
+    <w:lvl w:ilvl="6" w:tentative="0">
+      <w:start w:val="1"/>
+      <w:numFmt w:val="lowerLetter"/>
+      <w:suff w:val="nothing"/>
+      <w:lvlText w:val="%7）"/>
+      <w:lvlJc w:val="left"/>
+      <w:pPr>
+        <w:ind w:left="0" w:firstLine="402"/>
+      </w:pPr>
+      <w:rPr>
+        <w:rFonts w:hint="eastAsia"/>
+      </w:rPr>
+    </w:lvl>
+    <w:lvl w:ilvl="7" w:tentative="0">
+      <w:start w:val="1"/>
+      <w:numFmt w:val="lowerRoman"/>
+      <w:suff w:val="nothing"/>
+      <w:lvlText w:val="%8. "/>
+      <w:lvlJc w:val="left"/>
+      <w:pPr>
+        <w:ind w:left="0" w:firstLine="402"/>
+      </w:pPr>
+      <w:rPr>
+        <w:rFonts w:hint="eastAsia"/>
+      </w:rPr>
+    </w:lvl>
+    <w:lvl w:ilvl="8" w:tentative="0">
+      <w:start w:val="1"/>
+      <w:numFmt w:val="lowerRoman"/>
+      <w:suff w:val="nothing"/>
+      <w:lvlText w:val="%9）"/>
+      <w:lvlJc w:val="left"/>
+      <w:pPr>
+        <w:ind w:left="0" w:firstLine="402"/>
+      </w:pPr>
+      <w:rPr>
+        <w:rFonts w:hint="eastAsia"/>
+      </w:rPr>
+    </w:lvl>
+  </w:abstractNum>
+  <w:abstractNum w:abstractNumId="2">
     <w:nsid w:val="4E3056DC"/>
     <w:multiLevelType w:val="singleLevel"/>
     <w:tmpl w:val="4E3056DC"/>
@@ -2757,9 +4352,12 @@
     </w:lvl>
   </w:abstractNum>
   <w:num w:numId="1">
+    <w:abstractNumId w:val="2"/>
+  </w:num>
+  <w:num w:numId="2">
     <w:abstractNumId w:val="1"/>
   </w:num>
-  <w:num w:numId="2">
+  <w:num w:numId="3">
     <w:abstractNumId w:val="0"/>
   </w:num>
 </w:numbering>
@@ -2806,7 +4404,7 @@
     <w:lsdException w:unhideWhenUsed="0" w:uiPriority="0" w:semiHidden="0" w:name="toc 9"/>
     <w:lsdException w:unhideWhenUsed="0" w:uiPriority="0" w:semiHidden="0" w:name="Normal Indent"/>
     <w:lsdException w:unhideWhenUsed="0" w:uiPriority="0" w:semiHidden="0" w:name="footnote text"/>
-    <w:lsdException w:unhideWhenUsed="0" w:uiPriority="0" w:semiHidden="0" w:name="annotation text"/>
+    <w:lsdException w:qFormat="1" w:unhideWhenUsed="0" w:uiPriority="0" w:semiHidden="0" w:name="annotation text"/>
     <w:lsdException w:unhideWhenUsed="0" w:uiPriority="0" w:semiHidden="0" w:name="header"/>
     <w:lsdException w:unhideWhenUsed="0" w:uiPriority="0" w:semiHidden="0" w:name="footer"/>
     <w:lsdException w:unhideWhenUsed="0" w:uiPriority="0" w:semiHidden="0" w:name="index heading"/>
@@ -2841,7 +4439,7 @@
     <w:lsdException w:qFormat="1" w:unhideWhenUsed="0" w:uiPriority="0" w:semiHidden="0" w:name="Title"/>
     <w:lsdException w:unhideWhenUsed="0" w:uiPriority="0" w:semiHidden="0" w:name="Closing"/>
     <w:lsdException w:unhideWhenUsed="0" w:uiPriority="0" w:semiHidden="0" w:name="Signature"/>
-    <w:lsdException w:unhideWhenUsed="0" w:uiPriority="0" w:name="Default Paragraph Font"/>
+    <w:lsdException w:qFormat="1" w:unhideWhenUsed="0" w:uiPriority="0" w:name="Default Paragraph Font"/>
     <w:lsdException w:unhideWhenUsed="0" w:uiPriority="0" w:semiHidden="0" w:name="Body Text"/>
     <w:lsdException w:unhideWhenUsed="0" w:uiPriority="0" w:semiHidden="0" w:name="Body Text Indent"/>
     <w:lsdException w:unhideWhenUsed="0" w:uiPriority="0" w:semiHidden="0" w:name="List Continue"/>
@@ -2872,14 +4470,14 @@
     <w:lsdException w:unhideWhenUsed="0" w:uiPriority="0" w:semiHidden="0" w:name="HTML Acronym"/>
     <w:lsdException w:unhideWhenUsed="0" w:uiPriority="0" w:semiHidden="0" w:name="HTML Address"/>
     <w:lsdException w:unhideWhenUsed="0" w:uiPriority="0" w:semiHidden="0" w:name="HTML Cite"/>
-    <w:lsdException w:unhideWhenUsed="0" w:uiPriority="0" w:semiHidden="0" w:name="HTML Code"/>
+    <w:lsdException w:qFormat="1" w:unhideWhenUsed="0" w:uiPriority="0" w:semiHidden="0" w:name="HTML Code"/>
     <w:lsdException w:unhideWhenUsed="0" w:uiPriority="0" w:semiHidden="0" w:name="HTML Definition"/>
     <w:lsdException w:unhideWhenUsed="0" w:uiPriority="0" w:semiHidden="0" w:name="HTML Keyboard"/>
     <w:lsdException w:unhideWhenUsed="0" w:uiPriority="0" w:semiHidden="0" w:name="HTML Preformatted"/>
     <w:lsdException w:unhideWhenUsed="0" w:uiPriority="0" w:semiHidden="0" w:name="HTML Sample"/>
     <w:lsdException w:unhideWhenUsed="0" w:uiPriority="0" w:semiHidden="0" w:name="HTML Typewriter"/>
     <w:lsdException w:unhideWhenUsed="0" w:uiPriority="0" w:semiHidden="0" w:name="HTML Variable"/>
-    <w:lsdException w:unhideWhenUsed="0" w:uiPriority="0" w:name="Normal Table"/>
+    <w:lsdException w:qFormat="1" w:unhideWhenUsed="0" w:uiPriority="0" w:name="Normal Table"/>
     <w:lsdException w:unhideWhenUsed="0" w:uiPriority="0" w:semiHidden="0" w:name="annotation subject"/>
     <w:lsdException w:unhideWhenUsed="0" w:uiPriority="0" w:semiHidden="0" w:name="Table Simple 1"/>
     <w:lsdException w:unhideWhenUsed="0" w:uiPriority="0" w:semiHidden="0" w:name="Table Simple 2"/>
@@ -3110,11 +4708,13 @@
   <w:style w:type="character" w:default="1" w:styleId="8">
     <w:name w:val="Default Paragraph Font"/>
     <w:semiHidden/>
+    <w:qFormat/>
     <w:uiPriority w:val="0"/>
   </w:style>
   <w:style w:type="table" w:default="1" w:styleId="7">
     <w:name w:val="Normal Table"/>
     <w:semiHidden/>
+    <w:qFormat/>
     <w:uiPriority w:val="0"/>
     <w:tblPr>
       <w:tblCellMar>
@@ -3128,6 +4728,7 @@
   <w:style w:type="paragraph" w:styleId="5">
     <w:name w:val="annotation text"/>
     <w:basedOn w:val="1"/>
+    <w:qFormat/>
     <w:uiPriority w:val="0"/>
     <w:pPr>
       <w:jc w:val="left"/>
@@ -3161,6 +4762,7 @@
   <w:style w:type="character" w:styleId="10">
     <w:name w:val="HTML Code"/>
     <w:basedOn w:val="8"/>
+    <w:qFormat/>
     <w:uiPriority w:val="0"/>
     <w:rPr>
       <w:rFonts w:ascii="Courier New" w:hAnsi="Courier New"/>
